--- a/webapp/templates/word/Otro_Si_Alimentacion_15.docx
+++ b/webapp/templates/word/Otro_Si_Alimentacion_15.docx
@@ -1,6 +1,6 @@
 
 <file path=word/document.xml><?xml version="1.0" encoding="utf-8"?>
-<w:document xmlns:wpc="http://schemas.microsoft.com/office/word/2010/wordprocessingCanvas" xmlns:cx="http://schemas.microsoft.com/office/drawing/2014/chartex" xmlns:cx1="http://schemas.microsoft.com/office/drawing/2015/9/8/chartex" xmlns:cx2="http://schemas.microsoft.com/office/drawing/2015/10/21/chartex" xmlns:cx3="http://schemas.microsoft.com/office/drawing/2016/5/9/chartex" xmlns:cx4="http://schemas.microsoft.com/office/drawing/2016/5/10/chartex" xmlns:cx5="http://schemas.microsoft.com/office/drawing/2016/5/11/chartex" xmlns:cx6="http://schemas.microsoft.com/office/drawing/2016/5/12/chartex" xmlns:cx7="http://schemas.microsoft.com/office/drawing/2016/5/13/chartex" xmlns:cx8="http://schemas.microsoft.com/office/drawing/2016/5/14/chartex" xmlns:mc="http://schemas.openxmlformats.org/markup-compatibility/2006" xmlns:aink="http://schemas.microsoft.com/office/drawing/2016/ink" xmlns:am3d="http://schemas.microsoft.com/office/drawing/2017/model3d" xmlns:o="urn:schemas-microsoft-com:office:office" xmlns:r="http://schemas.openxmlformats.org/officeDocument/2006/relationships" xmlns:m="http://schemas.openxmlformats.org/officeDocument/2006/math" xmlns:v="urn:schemas-microsoft-com:vml" xmlns:wp14="http://schemas.microsoft.com/office/word/2010/wordprocessingDrawing" xmlns:wp="http://schemas.openxmlformats.org/drawingml/2006/wordprocessingDrawing" xmlns:w10="urn:schemas-microsoft-com:office:word" xmlns:w="http://schemas.openxmlformats.org/wordprocessingml/2006/main" xmlns:w14="http://schemas.microsoft.com/office/word/2010/wordml" xmlns:w15="http://schemas.microsoft.com/office/word/2012/wordml" xmlns:w16cex="http://schemas.microsoft.com/office/word/2018/wordml/cex" xmlns:w16cid="http://schemas.microsoft.com/office/word/2016/wordml/cid" xmlns:w16="http://schemas.microsoft.com/office/word/2018/wordml" xmlns:w16sdtdh="http://schemas.microsoft.com/office/word/2020/wordml/sdtdatahash" xmlns:w16se="http://schemas.microsoft.com/office/word/2015/wordml/symex" xmlns:wpg="http://schemas.microsoft.com/office/word/2010/wordprocessingGroup" xmlns:wpi="http://schemas.microsoft.com/office/word/2010/wordprocessingInk" xmlns:wne="http://schemas.microsoft.com/office/word/2006/wordml" xmlns:wps="http://schemas.microsoft.com/office/word/2010/wordprocessingShape" mc:Ignorable="w14 w15 w16se w16cid w16 w16cex w16sdtdh wp14">
+<w:document xmlns:wpc="http://schemas.microsoft.com/office/word/2010/wordprocessingCanvas" xmlns:cx="http://schemas.microsoft.com/office/drawing/2014/chartex" xmlns:cx1="http://schemas.microsoft.com/office/drawing/2015/9/8/chartex" xmlns:cx2="http://schemas.microsoft.com/office/drawing/2015/10/21/chartex" xmlns:cx3="http://schemas.microsoft.com/office/drawing/2016/5/9/chartex" xmlns:cx4="http://schemas.microsoft.com/office/drawing/2016/5/10/chartex" xmlns:cx5="http://schemas.microsoft.com/office/drawing/2016/5/11/chartex" xmlns:cx6="http://schemas.microsoft.com/office/drawing/2016/5/12/chartex" xmlns:cx7="http://schemas.microsoft.com/office/drawing/2016/5/13/chartex" xmlns:cx8="http://schemas.microsoft.com/office/drawing/2016/5/14/chartex" xmlns:mc="http://schemas.openxmlformats.org/markup-compatibility/2006" xmlns:aink="http://schemas.microsoft.com/office/drawing/2016/ink" xmlns:am3d="http://schemas.microsoft.com/office/drawing/2017/model3d" xmlns:o="urn:schemas-microsoft-com:office:office" xmlns:oel="http://schemas.microsoft.com/office/2019/extlst" xmlns:r="http://schemas.openxmlformats.org/officeDocument/2006/relationships" xmlns:m="http://schemas.openxmlformats.org/officeDocument/2006/math" xmlns:v="urn:schemas-microsoft-com:vml" xmlns:wp14="http://schemas.microsoft.com/office/word/2010/wordprocessingDrawing" xmlns:wp="http://schemas.openxmlformats.org/drawingml/2006/wordprocessingDrawing" xmlns:w10="urn:schemas-microsoft-com:office:word" xmlns:w="http://schemas.openxmlformats.org/wordprocessingml/2006/main" xmlns:w14="http://schemas.microsoft.com/office/word/2010/wordml" xmlns:w15="http://schemas.microsoft.com/office/word/2012/wordml" xmlns:w16cex="http://schemas.microsoft.com/office/word/2018/wordml/cex" xmlns:w16cid="http://schemas.microsoft.com/office/word/2016/wordml/cid" xmlns:w16="http://schemas.microsoft.com/office/word/2018/wordml" xmlns:w16sdtdh="http://schemas.microsoft.com/office/word/2020/wordml/sdtdatahash" xmlns:w16se="http://schemas.microsoft.com/office/word/2015/wordml/symex" xmlns:wpg="http://schemas.microsoft.com/office/word/2010/wordprocessingGroup" xmlns:wpi="http://schemas.microsoft.com/office/word/2010/wordprocessingInk" xmlns:wne="http://schemas.microsoft.com/office/word/2006/wordml" xmlns:wps="http://schemas.microsoft.com/office/word/2010/wordprocessingShape" mc:Ignorable="w14 w15 w16se w16cid w16 w16cex w16sdtdh wp14">
   <w:body>
     <w:p>
       <w:pPr>
@@ -60,7 +60,6 @@
           <w:rFonts w:ascii="Calibri" w:eastAsia="Calibri" w:hAnsi="Calibri" w:cs="Calibri"/>
           <w:sz w:val="23"/>
           <w:szCs w:val="23"/>
-          <w:highlight w:val="magenta"/>
           <w:lang w:val="es-ES"/>
         </w:rPr>
         <w:t xml:space="preserve">En </w:t>
@@ -72,33 +71,28 @@
           <w:bCs/>
           <w:sz w:val="23"/>
           <w:szCs w:val="23"/>
-          <w:highlight w:val="magenta"/>
           <w:lang w:val="es-ES"/>
         </w:rPr>
-        <w:t>[[</w:t>
-      </w:r>
-      <w:proofErr w:type="spellStart"/>
-      <w:r>
-        <w:rPr>
-          <w:rFonts w:ascii="Calibri" w:eastAsia="Calibri" w:hAnsi="Calibri" w:cs="Calibri"/>
-          <w:b/>
-          <w:bCs/>
-          <w:sz w:val="23"/>
-          <w:szCs w:val="23"/>
-          <w:highlight w:val="magenta"/>
+        <w:t>[[Ciudad</w:t>
+      </w:r>
+      <w:r>
+        <w:rPr>
+          <w:rFonts w:ascii="Calibri" w:eastAsia="Calibri" w:hAnsi="Calibri" w:cs="Calibri"/>
+          <w:b/>
+          <w:bCs/>
+          <w:sz w:val="23"/>
+          <w:szCs w:val="23"/>
           <w:lang w:val="es-ES"/>
         </w:rPr>
-        <w:t>CiudadWork</w:t>
-      </w:r>
-      <w:proofErr w:type="spellEnd"/>
-      <w:r>
-        <w:rPr>
-          <w:rFonts w:ascii="Calibri" w:eastAsia="Calibri" w:hAnsi="Calibri" w:cs="Calibri"/>
-          <w:b/>
-          <w:bCs/>
-          <w:sz w:val="23"/>
-          <w:szCs w:val="23"/>
-          <w:highlight w:val="magenta"/>
+        <w:t>Firma</w:t>
+      </w:r>
+      <w:r>
+        <w:rPr>
+          <w:rFonts w:ascii="Calibri" w:eastAsia="Calibri" w:hAnsi="Calibri" w:cs="Calibri"/>
+          <w:b/>
+          <w:bCs/>
+          <w:sz w:val="23"/>
+          <w:szCs w:val="23"/>
           <w:lang w:val="es-ES"/>
         </w:rPr>
         <w:t>]]</w:t>
@@ -108,7 +102,6 @@
           <w:rFonts w:ascii="Calibri" w:eastAsia="Calibri" w:hAnsi="Calibri" w:cs="Calibri"/>
           <w:sz w:val="23"/>
           <w:szCs w:val="23"/>
-          <w:highlight w:val="magenta"/>
           <w:lang w:val="es-ES"/>
         </w:rPr>
         <w:t xml:space="preserve"> a los </w:t>
@@ -120,35 +113,426 @@
           <w:bCs/>
           <w:sz w:val="23"/>
           <w:szCs w:val="23"/>
-          <w:highlight w:val="magenta"/>
           <w:lang w:val="es-ES"/>
         </w:rPr>
-        <w:t>[[</w:t>
-      </w:r>
-      <w:proofErr w:type="spellStart"/>
-      <w:r>
-        <w:rPr>
-          <w:rFonts w:ascii="Calibri" w:eastAsia="Calibri" w:hAnsi="Calibri" w:cs="Calibri"/>
-          <w:b/>
-          <w:bCs/>
-          <w:sz w:val="23"/>
-          <w:szCs w:val="23"/>
-          <w:highlight w:val="magenta"/>
+        <w:t>[[FechaLarga]]</w:t>
+      </w:r>
+      <w:r>
+        <w:rPr>
+          <w:rFonts w:ascii="Calibri" w:eastAsia="Calibri" w:hAnsi="Calibri" w:cs="Calibri"/>
+          <w:sz w:val="23"/>
+          <w:szCs w:val="23"/>
           <w:lang w:val="es-ES"/>
         </w:rPr>
-        <w:t>FechaLarga</w:t>
-      </w:r>
-      <w:proofErr w:type="spellEnd"/>
-      <w:r>
-        <w:rPr>
-          <w:rFonts w:ascii="Calibri" w:eastAsia="Calibri" w:hAnsi="Calibri" w:cs="Calibri"/>
-          <w:b/>
-          <w:bCs/>
-          <w:sz w:val="23"/>
-          <w:szCs w:val="23"/>
-          <w:highlight w:val="magenta"/>
+        <w:t xml:space="preserve"> se reunieron por una parte </w:t>
+      </w:r>
+      <w:r>
+        <w:rPr>
+          <w:rFonts w:ascii="Calibri" w:eastAsia="Calibri" w:hAnsi="Calibri" w:cs="Calibri"/>
+          <w:b/>
+          <w:bCs/>
+          <w:sz w:val="23"/>
+          <w:szCs w:val="23"/>
           <w:lang w:val="es-ES"/>
         </w:rPr>
+        <w:t>[[Nombre]]</w:t>
+      </w:r>
+      <w:r>
+        <w:rPr>
+          <w:rFonts w:ascii="Calibri" w:eastAsia="Calibri" w:hAnsi="Calibri" w:cs="Calibri"/>
+          <w:sz w:val="23"/>
+          <w:szCs w:val="23"/>
+          <w:lang w:val="es-ES"/>
+        </w:rPr>
+        <w:t xml:space="preserve"> identificado(a) </w:t>
+      </w:r>
+      <w:r>
+        <w:rPr>
+          <w:rFonts w:ascii="Calibri" w:eastAsia="Calibri" w:hAnsi="Calibri" w:cs="Calibri"/>
+          <w:b/>
+          <w:bCs/>
+          <w:sz w:val="23"/>
+          <w:szCs w:val="23"/>
+          <w:lang w:val="es-ES"/>
+        </w:rPr>
+        <w:t>CC No</w:t>
+      </w:r>
+      <w:r>
+        <w:rPr>
+          <w:rFonts w:ascii="Calibri" w:eastAsia="Calibri" w:hAnsi="Calibri" w:cs="Calibri"/>
+          <w:sz w:val="23"/>
+          <w:szCs w:val="23"/>
+          <w:lang w:val="es-ES"/>
+        </w:rPr>
+        <w:t xml:space="preserve"> </w:t>
+      </w:r>
+      <w:r>
+        <w:rPr>
+          <w:rFonts w:ascii="Calibri" w:eastAsia="Calibri" w:hAnsi="Calibri" w:cs="Calibri"/>
+          <w:b/>
+          <w:bCs/>
+          <w:sz w:val="23"/>
+          <w:szCs w:val="23"/>
+          <w:lang w:val="es-ES"/>
+        </w:rPr>
+        <w:t xml:space="preserve">[[Cedula]] </w:t>
+      </w:r>
+      <w:r>
+        <w:rPr>
+          <w:rFonts w:ascii="Calibri" w:eastAsia="Calibri" w:hAnsi="Calibri" w:cs="Calibri"/>
+          <w:sz w:val="23"/>
+          <w:szCs w:val="23"/>
+        </w:rPr>
+        <w:t xml:space="preserve">como aparece al pie de su firma y quien actúa en su propio nombre y por la otra, </w:t>
+      </w:r>
+      <w:r>
+        <w:rPr>
+          <w:rFonts w:ascii="Calibri" w:eastAsia="Calibri" w:hAnsi="Calibri" w:cs="Calibri"/>
+          <w:b/>
+          <w:bCs/>
+          <w:sz w:val="23"/>
+          <w:szCs w:val="23"/>
+        </w:rPr>
+        <w:t>LAURA CRISTINA CERÓN MUÑOZ</w:t>
+      </w:r>
+      <w:r>
+        <w:rPr>
+          <w:rFonts w:ascii="Calibri" w:eastAsia="Calibri" w:hAnsi="Calibri" w:cs="Calibri"/>
+          <w:sz w:val="23"/>
+          <w:szCs w:val="23"/>
+        </w:rPr>
+        <w:t xml:space="preserve"> identificada con la </w:t>
+      </w:r>
+      <w:r>
+        <w:rPr>
+          <w:rFonts w:ascii="Calibri" w:eastAsia="Calibri" w:hAnsi="Calibri" w:cs="Calibri"/>
+          <w:b/>
+          <w:bCs/>
+          <w:sz w:val="23"/>
+          <w:szCs w:val="23"/>
+        </w:rPr>
+        <w:t>CC No. 52.705.312</w:t>
+      </w:r>
+      <w:r>
+        <w:rPr>
+          <w:rFonts w:ascii="Calibri" w:eastAsia="Calibri" w:hAnsi="Calibri" w:cs="Calibri"/>
+          <w:sz w:val="23"/>
+          <w:szCs w:val="23"/>
+        </w:rPr>
+        <w:t xml:space="preserve"> y quien actúa en representación de </w:t>
+      </w:r>
+      <w:r>
+        <w:rPr>
+          <w:rFonts w:ascii="Calibri" w:eastAsia="Calibri" w:hAnsi="Calibri" w:cs="Calibri"/>
+          <w:b/>
+          <w:bCs/>
+          <w:sz w:val="23"/>
+          <w:szCs w:val="23"/>
+        </w:rPr>
+        <w:t>DIACO S.A.,</w:t>
+      </w:r>
+      <w:r>
+        <w:rPr>
+          <w:rFonts w:ascii="Calibri" w:eastAsia="Calibri" w:hAnsi="Calibri" w:cs="Calibri"/>
+          <w:sz w:val="23"/>
+          <w:szCs w:val="23"/>
+        </w:rPr>
+        <w:t xml:space="preserve"> con el fin de suscribir un acuerdo provisto de las siguientes cláusulas:</w:t>
+      </w:r>
+    </w:p>
+    <w:p>
+      <w:pPr>
+        <w:spacing w:line="240" w:lineRule="auto"/>
+        <w:jc w:val="both"/>
+        <w:rPr>
+          <w:rFonts w:ascii="Calibri" w:eastAsia="Calibri" w:hAnsi="Calibri" w:cs="Calibri"/>
+          <w:sz w:val="23"/>
+          <w:szCs w:val="23"/>
+        </w:rPr>
+      </w:pPr>
+    </w:p>
+    <w:p>
+      <w:pPr>
+        <w:spacing w:line="240" w:lineRule="auto"/>
+        <w:jc w:val="both"/>
+        <w:rPr>
+          <w:rFonts w:ascii="Calibri" w:eastAsia="Calibri" w:hAnsi="Calibri" w:cs="Calibri"/>
+          <w:sz w:val="23"/>
+          <w:szCs w:val="23"/>
+        </w:rPr>
+      </w:pPr>
+      <w:r>
+        <w:rPr>
+          <w:rFonts w:ascii="Calibri" w:eastAsia="Calibri" w:hAnsi="Calibri" w:cs="Calibri"/>
+          <w:b/>
+          <w:bCs/>
+          <w:sz w:val="23"/>
+          <w:szCs w:val="23"/>
+        </w:rPr>
+        <w:t>PRIMERA:</w:t>
+      </w:r>
+      <w:r>
+        <w:rPr>
+          <w:rFonts w:ascii="Calibri" w:eastAsia="Calibri" w:hAnsi="Calibri" w:cs="Calibri"/>
+          <w:sz w:val="23"/>
+          <w:szCs w:val="23"/>
+        </w:rPr>
+        <w:t xml:space="preserve"> El empleador de mera liberalidad y como parte de su política de bienestar otorga al trabajador un   auxilio de alimentación. </w:t>
+      </w:r>
+    </w:p>
+    <w:p>
+      <w:pPr>
+        <w:spacing w:line="240" w:lineRule="auto"/>
+        <w:jc w:val="both"/>
+        <w:rPr>
+          <w:rFonts w:ascii="Calibri" w:eastAsia="Calibri" w:hAnsi="Calibri" w:cs="Calibri"/>
+          <w:sz w:val="23"/>
+          <w:szCs w:val="23"/>
+        </w:rPr>
+      </w:pPr>
+    </w:p>
+    <w:p>
+      <w:pPr>
+        <w:spacing w:line="240" w:lineRule="auto"/>
+        <w:jc w:val="both"/>
+        <w:rPr>
+          <w:rFonts w:ascii="Calibri" w:eastAsia="Calibri" w:hAnsi="Calibri" w:cs="Calibri"/>
+          <w:color w:val="FF0000"/>
+          <w:sz w:val="23"/>
+          <w:szCs w:val="23"/>
+        </w:rPr>
+      </w:pPr>
+      <w:r>
+        <w:rPr>
+          <w:rFonts w:ascii="Calibri" w:eastAsia="Calibri" w:hAnsi="Calibri" w:cs="Calibri"/>
+          <w:sz w:val="23"/>
+          <w:szCs w:val="23"/>
+        </w:rPr>
+        <w:t xml:space="preserve">Con esta finalidad, las partes han convenido que por cada día laborado el trabajador recibe un valor de </w:t>
+      </w:r>
+      <w:r>
+        <w:rPr>
+          <w:rFonts w:ascii="Calibri" w:eastAsia="Calibri" w:hAnsi="Calibri" w:cs="Calibri"/>
+          <w:b/>
+          <w:bCs/>
+        </w:rPr>
+        <w:t>[[SalarioLetras]]</w:t>
+      </w:r>
+      <w:r>
+        <w:rPr>
+          <w:rFonts w:ascii="Calibri" w:eastAsia="Calibri" w:hAnsi="Calibri" w:cs="Calibri"/>
+          <w:b/>
+          <w:bCs/>
+        </w:rPr>
+        <w:t xml:space="preserve"> MCTE. (</w:t>
+      </w:r>
+      <w:r>
+        <w:rPr>
+          <w:rFonts w:ascii="Calibri" w:eastAsia="Calibri" w:hAnsi="Calibri" w:cs="Calibri"/>
+          <w:b/>
+          <w:bCs/>
+        </w:rPr>
+        <w:t>[[Salario]]</w:t>
+      </w:r>
+      <w:r>
+        <w:rPr>
+          <w:rFonts w:ascii="Calibri" w:eastAsia="Calibri" w:hAnsi="Calibri" w:cs="Calibri"/>
+          <w:b/>
+          <w:bCs/>
+        </w:rPr>
+        <w:t xml:space="preserve">) </w:t>
+      </w:r>
+      <w:r>
+        <w:rPr>
+          <w:rFonts w:ascii="Calibri" w:eastAsia="Calibri" w:hAnsi="Calibri" w:cs="Calibri"/>
+          <w:sz w:val="23"/>
+          <w:szCs w:val="23"/>
+        </w:rPr>
+        <w:t xml:space="preserve">por día trabajado, por medio de una tarjeta recargable con la cual podrá acceder a comprar alimentos en los establecimientos que tengan y acepten el convenio con la entidad expendedora de las tarjetas. </w:t>
+      </w:r>
+    </w:p>
+    <w:p>
+      <w:pPr>
+        <w:spacing w:line="240" w:lineRule="auto"/>
+        <w:jc w:val="both"/>
+        <w:rPr>
+          <w:rFonts w:ascii="Calibri" w:eastAsia="Calibri" w:hAnsi="Calibri" w:cs="Calibri"/>
+          <w:color w:val="FF0000"/>
+          <w:sz w:val="23"/>
+          <w:szCs w:val="23"/>
+        </w:rPr>
+      </w:pPr>
+    </w:p>
+    <w:p>
+      <w:pPr>
+        <w:spacing w:line="240" w:lineRule="auto"/>
+        <w:jc w:val="both"/>
+        <w:rPr>
+          <w:rFonts w:ascii="Calibri" w:eastAsia="Calibri" w:hAnsi="Calibri" w:cs="Calibri"/>
+          <w:sz w:val="23"/>
+          <w:szCs w:val="23"/>
+        </w:rPr>
+      </w:pPr>
+      <w:r>
+        <w:rPr>
+          <w:rFonts w:ascii="Calibri" w:eastAsia="Calibri" w:hAnsi="Calibri" w:cs="Calibri"/>
+          <w:b/>
+          <w:bCs/>
+          <w:sz w:val="23"/>
+          <w:szCs w:val="23"/>
+        </w:rPr>
+        <w:t>SEGUNDA:</w:t>
+      </w:r>
+      <w:r>
+        <w:rPr>
+          <w:rFonts w:ascii="Calibri" w:eastAsia="Calibri" w:hAnsi="Calibri" w:cs="Calibri"/>
+          <w:sz w:val="23"/>
+          <w:szCs w:val="23"/>
+        </w:rPr>
+        <w:t xml:space="preserve"> Las partes convienen y así lo hacen constar que el beneficio extralegal que mediante este acuerdo se otorga, en tanto constituye un subsidio de alimentación que no tiene por finalidad retribuir de manera directa el servicio, no constituye salario para ningún efecto legal conforme a lo estipulado en el artículo 15 de la Ley 50 de 1990. </w:t>
+      </w:r>
+    </w:p>
+    <w:p>
+      <w:pPr>
+        <w:spacing w:line="240" w:lineRule="auto"/>
+        <w:jc w:val="both"/>
+        <w:rPr>
+          <w:rFonts w:ascii="Calibri" w:eastAsia="Calibri" w:hAnsi="Calibri" w:cs="Calibri"/>
+          <w:sz w:val="23"/>
+          <w:szCs w:val="23"/>
+        </w:rPr>
+      </w:pPr>
+    </w:p>
+    <w:p>
+      <w:pPr>
+        <w:spacing w:line="240" w:lineRule="auto"/>
+        <w:jc w:val="both"/>
+        <w:rPr>
+          <w:rFonts w:ascii="Calibri" w:eastAsia="Calibri" w:hAnsi="Calibri" w:cs="Calibri"/>
+          <w:sz w:val="23"/>
+          <w:szCs w:val="23"/>
+        </w:rPr>
+      </w:pPr>
+      <w:r>
+        <w:rPr>
+          <w:rFonts w:ascii="Calibri" w:eastAsia="Calibri" w:hAnsi="Calibri" w:cs="Calibri"/>
+          <w:b/>
+          <w:bCs/>
+          <w:sz w:val="23"/>
+          <w:szCs w:val="23"/>
+        </w:rPr>
+        <w:t>TERCERA:</w:t>
+      </w:r>
+      <w:r>
+        <w:rPr>
+          <w:rFonts w:ascii="Calibri" w:eastAsia="Calibri" w:hAnsi="Calibri" w:cs="Calibri"/>
+          <w:sz w:val="23"/>
+          <w:szCs w:val="23"/>
+        </w:rPr>
+        <w:t xml:space="preserve"> Las partes declaran y así lo hacen constar que el presente beneficio, en tanto deriva de la mera liberalidad de la empresa, podrá ser modificado o eliminado de manera unilateral por la compañía cuando las necesidades así lo ameriten, sin que por ello se entienda desmejora en las condiciones del trabajador.</w:t>
+      </w:r>
+    </w:p>
+    <w:p>
+      <w:pPr>
+        <w:spacing w:line="240" w:lineRule="auto"/>
+        <w:jc w:val="both"/>
+        <w:rPr>
+          <w:rFonts w:ascii="Calibri" w:eastAsia="Calibri" w:hAnsi="Calibri" w:cs="Calibri"/>
+          <w:sz w:val="23"/>
+          <w:szCs w:val="23"/>
+        </w:rPr>
+      </w:pPr>
+    </w:p>
+    <w:p>
+      <w:pPr>
+        <w:spacing w:line="240" w:lineRule="auto"/>
+        <w:jc w:val="both"/>
+        <w:rPr>
+          <w:rFonts w:ascii="Calibri" w:eastAsia="Calibri" w:hAnsi="Calibri" w:cs="Calibri"/>
+          <w:sz w:val="23"/>
+          <w:szCs w:val="23"/>
+        </w:rPr>
+      </w:pPr>
+      <w:r>
+        <w:rPr>
+          <w:rFonts w:ascii="Calibri" w:eastAsia="Calibri" w:hAnsi="Calibri" w:cs="Calibri"/>
+          <w:sz w:val="23"/>
+          <w:szCs w:val="23"/>
+        </w:rPr>
+        <w:t>Ratifico que, desde el primer pago recibido por concepto de auxilio de alimentación, este fue pactado como no salarial por las partes.</w:t>
+      </w:r>
+    </w:p>
+    <w:p>
+      <w:pPr>
+        <w:spacing w:line="240" w:lineRule="auto"/>
+        <w:jc w:val="both"/>
+        <w:rPr>
+          <w:rFonts w:ascii="Calibri" w:eastAsia="Calibri" w:hAnsi="Calibri" w:cs="Calibri"/>
+          <w:sz w:val="23"/>
+          <w:szCs w:val="23"/>
+        </w:rPr>
+      </w:pPr>
+    </w:p>
+    <w:p>
+      <w:pPr>
+        <w:spacing w:line="240" w:lineRule="auto"/>
+        <w:jc w:val="both"/>
+        <w:rPr>
+          <w:rFonts w:ascii="Calibri" w:eastAsia="Calibri" w:hAnsi="Calibri" w:cs="Calibri"/>
+          <w:sz w:val="23"/>
+          <w:szCs w:val="23"/>
+        </w:rPr>
+      </w:pPr>
+    </w:p>
+    <w:p>
+      <w:pPr>
+        <w:spacing w:line="240" w:lineRule="auto"/>
+        <w:jc w:val="both"/>
+        <w:rPr>
+          <w:rFonts w:ascii="Calibri" w:eastAsia="Calibri" w:hAnsi="Calibri" w:cs="Calibri"/>
+          <w:sz w:val="23"/>
+          <w:szCs w:val="23"/>
+        </w:rPr>
+      </w:pPr>
+      <w:r>
+        <w:rPr>
+          <w:rFonts w:ascii="Calibri" w:eastAsia="Calibri" w:hAnsi="Calibri" w:cs="Calibri"/>
+          <w:sz w:val="23"/>
+          <w:szCs w:val="23"/>
+        </w:rPr>
+        <w:t xml:space="preserve">En constancia se firma en la ciudad de </w:t>
+      </w:r>
+      <w:r>
+        <w:rPr>
+          <w:rFonts w:ascii="Calibri" w:eastAsia="Calibri" w:hAnsi="Calibri" w:cs="Calibri"/>
+          <w:b/>
+          <w:bCs/>
+          <w:sz w:val="23"/>
+          <w:szCs w:val="23"/>
+          <w:lang w:val="es-ES"/>
+        </w:rPr>
+        <w:t>[[Ciudad</w:t>
+      </w:r>
+      <w:r>
+        <w:rPr>
+          <w:rFonts w:ascii="Calibri" w:eastAsia="Calibri" w:hAnsi="Calibri" w:cs="Calibri"/>
+          <w:b/>
+          <w:bCs/>
+          <w:sz w:val="23"/>
+          <w:szCs w:val="23"/>
+          <w:lang w:val="es-ES"/>
+        </w:rPr>
+        <w:t>Firma</w:t>
+      </w:r>
+      <w:r>
+        <w:rPr>
+          <w:rFonts w:ascii="Calibri" w:eastAsia="Calibri" w:hAnsi="Calibri" w:cs="Calibri"/>
+          <w:b/>
+          <w:bCs/>
+          <w:sz w:val="23"/>
+          <w:szCs w:val="23"/>
+          <w:lang w:val="es-ES"/>
+        </w:rPr>
         <w:t>]]</w:t>
       </w:r>
       <w:r>
@@ -156,498 +540,19 @@
           <w:rFonts w:ascii="Calibri" w:eastAsia="Calibri" w:hAnsi="Calibri" w:cs="Calibri"/>
           <w:sz w:val="23"/>
           <w:szCs w:val="23"/>
-          <w:highlight w:val="magenta"/>
           <w:lang w:val="es-ES"/>
         </w:rPr>
-        <w:t xml:space="preserve"> se reunieron por una parte</w:t>
-      </w:r>
-      <w:r>
-        <w:rPr>
-          <w:rFonts w:ascii="Calibri" w:eastAsia="Calibri" w:hAnsi="Calibri" w:cs="Calibri"/>
+        <w:t xml:space="preserve"> a los </w:t>
+      </w:r>
+      <w:r>
+        <w:rPr>
+          <w:rFonts w:ascii="Calibri" w:eastAsia="Calibri" w:hAnsi="Calibri" w:cs="Calibri"/>
+          <w:b/>
+          <w:bCs/>
           <w:sz w:val="23"/>
           <w:szCs w:val="23"/>
           <w:lang w:val="es-ES"/>
         </w:rPr>
-        <w:t xml:space="preserve"> </w:t>
-      </w:r>
-      <w:r>
-        <w:rPr>
-          <w:rFonts w:ascii="Calibri" w:eastAsia="Calibri" w:hAnsi="Calibri" w:cs="Calibri"/>
-          <w:b/>
-          <w:bCs/>
-          <w:sz w:val="23"/>
-          <w:szCs w:val="23"/>
-          <w:lang w:val="es-ES"/>
-        </w:rPr>
-        <w:t>[[Nombre]]</w:t>
-      </w:r>
-      <w:r>
-        <w:rPr>
-          <w:rFonts w:ascii="Calibri" w:eastAsia="Calibri" w:hAnsi="Calibri" w:cs="Calibri"/>
-          <w:sz w:val="23"/>
-          <w:szCs w:val="23"/>
-          <w:lang w:val="es-ES"/>
-        </w:rPr>
-        <w:t xml:space="preserve"> identificado(a) </w:t>
-      </w:r>
-      <w:r>
-        <w:rPr>
-          <w:rFonts w:ascii="Calibri" w:eastAsia="Calibri" w:hAnsi="Calibri" w:cs="Calibri"/>
-          <w:b/>
-          <w:bCs/>
-          <w:sz w:val="23"/>
-          <w:szCs w:val="23"/>
-          <w:lang w:val="es-ES"/>
-        </w:rPr>
-        <w:t>CC No</w:t>
-      </w:r>
-      <w:r>
-        <w:rPr>
-          <w:rFonts w:ascii="Calibri" w:eastAsia="Calibri" w:hAnsi="Calibri" w:cs="Calibri"/>
-          <w:sz w:val="23"/>
-          <w:szCs w:val="23"/>
-          <w:lang w:val="es-ES"/>
-        </w:rPr>
-        <w:t xml:space="preserve"> </w:t>
-      </w:r>
-      <w:r>
-        <w:rPr>
-          <w:rFonts w:ascii="Calibri" w:eastAsia="Calibri" w:hAnsi="Calibri" w:cs="Calibri"/>
-          <w:b/>
-          <w:bCs/>
-          <w:sz w:val="23"/>
-          <w:szCs w:val="23"/>
-          <w:lang w:val="es-ES"/>
-        </w:rPr>
-        <w:t>[[Cedula]]</w:t>
-      </w:r>
-      <w:r>
-        <w:rPr>
-          <w:rFonts w:ascii="Calibri" w:eastAsia="Calibri" w:hAnsi="Calibri" w:cs="Calibri"/>
-          <w:b/>
-          <w:bCs/>
-          <w:sz w:val="23"/>
-          <w:szCs w:val="23"/>
-          <w:lang w:val="es-ES"/>
-        </w:rPr>
-        <w:t xml:space="preserve"> </w:t>
-      </w:r>
-      <w:r>
-        <w:rPr>
-          <w:rFonts w:ascii="Calibri" w:eastAsia="Calibri" w:hAnsi="Calibri" w:cs="Calibri"/>
-          <w:sz w:val="23"/>
-          <w:szCs w:val="23"/>
-        </w:rPr>
-        <w:t xml:space="preserve">como </w:t>
-      </w:r>
-      <w:r>
-        <w:rPr>
-          <w:rFonts w:ascii="Calibri" w:eastAsia="Calibri" w:hAnsi="Calibri" w:cs="Calibri"/>
-          <w:sz w:val="23"/>
-          <w:szCs w:val="23"/>
-        </w:rPr>
-        <w:t xml:space="preserve">aparece al pie de su firma y quien actúa en su propio nombre y por la otra, </w:t>
-      </w:r>
-      <w:r>
-        <w:rPr>
-          <w:rFonts w:ascii="Calibri" w:eastAsia="Calibri" w:hAnsi="Calibri" w:cs="Calibri"/>
-          <w:b/>
-          <w:bCs/>
-          <w:sz w:val="23"/>
-          <w:szCs w:val="23"/>
-        </w:rPr>
-        <w:t>LAURA CRISTINA CERÓN MUÑOZ</w:t>
-      </w:r>
-      <w:r>
-        <w:rPr>
-          <w:rFonts w:ascii="Calibri" w:eastAsia="Calibri" w:hAnsi="Calibri" w:cs="Calibri"/>
-          <w:sz w:val="23"/>
-          <w:szCs w:val="23"/>
-        </w:rPr>
-        <w:t xml:space="preserve"> identificada con la </w:t>
-      </w:r>
-      <w:r>
-        <w:rPr>
-          <w:rFonts w:ascii="Calibri" w:eastAsia="Calibri" w:hAnsi="Calibri" w:cs="Calibri"/>
-          <w:b/>
-          <w:bCs/>
-          <w:sz w:val="23"/>
-          <w:szCs w:val="23"/>
-        </w:rPr>
-        <w:t>CC No. 52.705.312</w:t>
-      </w:r>
-      <w:r>
-        <w:rPr>
-          <w:rFonts w:ascii="Calibri" w:eastAsia="Calibri" w:hAnsi="Calibri" w:cs="Calibri"/>
-          <w:sz w:val="23"/>
-          <w:szCs w:val="23"/>
-        </w:rPr>
-        <w:t xml:space="preserve"> y quien actúa en representación de </w:t>
-      </w:r>
-      <w:r>
-        <w:rPr>
-          <w:rFonts w:ascii="Calibri" w:eastAsia="Calibri" w:hAnsi="Calibri" w:cs="Calibri"/>
-          <w:b/>
-          <w:bCs/>
-          <w:sz w:val="23"/>
-          <w:szCs w:val="23"/>
-        </w:rPr>
-        <w:t>DIACO S.A.,</w:t>
-      </w:r>
-      <w:r>
-        <w:rPr>
-          <w:rFonts w:ascii="Calibri" w:eastAsia="Calibri" w:hAnsi="Calibri" w:cs="Calibri"/>
-          <w:sz w:val="23"/>
-          <w:szCs w:val="23"/>
-        </w:rPr>
-        <w:t xml:space="preserve"> con el fin de suscribir un acuerdo provisto de las siguientes c</w:t>
-      </w:r>
-      <w:r>
-        <w:rPr>
-          <w:rFonts w:ascii="Calibri" w:eastAsia="Calibri" w:hAnsi="Calibri" w:cs="Calibri"/>
-          <w:sz w:val="23"/>
-          <w:szCs w:val="23"/>
-        </w:rPr>
-        <w:t>láusulas:</w:t>
-      </w:r>
-    </w:p>
-    <w:p>
-      <w:pPr>
-        <w:spacing w:line="240" w:lineRule="auto"/>
-        <w:jc w:val="both"/>
-        <w:rPr>
-          <w:rFonts w:ascii="Calibri" w:eastAsia="Calibri" w:hAnsi="Calibri" w:cs="Calibri"/>
-          <w:sz w:val="23"/>
-          <w:szCs w:val="23"/>
-        </w:rPr>
-      </w:pPr>
-    </w:p>
-    <w:p>
-      <w:pPr>
-        <w:spacing w:line="240" w:lineRule="auto"/>
-        <w:jc w:val="both"/>
-        <w:rPr>
-          <w:rFonts w:ascii="Calibri" w:eastAsia="Calibri" w:hAnsi="Calibri" w:cs="Calibri"/>
-          <w:sz w:val="23"/>
-          <w:szCs w:val="23"/>
-        </w:rPr>
-      </w:pPr>
-      <w:r>
-        <w:rPr>
-          <w:rFonts w:ascii="Calibri" w:eastAsia="Calibri" w:hAnsi="Calibri" w:cs="Calibri"/>
-          <w:b/>
-          <w:bCs/>
-          <w:sz w:val="23"/>
-          <w:szCs w:val="23"/>
-        </w:rPr>
-        <w:t>PRIMERA:</w:t>
-      </w:r>
-      <w:r>
-        <w:rPr>
-          <w:rFonts w:ascii="Calibri" w:eastAsia="Calibri" w:hAnsi="Calibri" w:cs="Calibri"/>
-          <w:sz w:val="23"/>
-          <w:szCs w:val="23"/>
-        </w:rPr>
-        <w:t xml:space="preserve"> El empleador de mera liberalidad y como parte de su política de bienestar otorga al trabajador un   auxilio de alimentación. </w:t>
-      </w:r>
-    </w:p>
-    <w:p>
-      <w:pPr>
-        <w:spacing w:line="240" w:lineRule="auto"/>
-        <w:jc w:val="both"/>
-        <w:rPr>
-          <w:rFonts w:ascii="Calibri" w:eastAsia="Calibri" w:hAnsi="Calibri" w:cs="Calibri"/>
-          <w:sz w:val="23"/>
-          <w:szCs w:val="23"/>
-        </w:rPr>
-      </w:pPr>
-    </w:p>
-    <w:p>
-      <w:pPr>
-        <w:spacing w:line="240" w:lineRule="auto"/>
-        <w:jc w:val="both"/>
-        <w:rPr>
-          <w:rFonts w:ascii="Calibri" w:eastAsia="Calibri" w:hAnsi="Calibri" w:cs="Calibri"/>
-          <w:color w:val="FF0000"/>
-          <w:sz w:val="23"/>
-          <w:szCs w:val="23"/>
-        </w:rPr>
-      </w:pPr>
-      <w:r>
-        <w:rPr>
-          <w:rFonts w:ascii="Calibri" w:eastAsia="Calibri" w:hAnsi="Calibri" w:cs="Calibri"/>
-          <w:sz w:val="23"/>
-          <w:szCs w:val="23"/>
-        </w:rPr>
-        <w:t xml:space="preserve">Con esta finalidad, las partes han convenido que por cada día laborado el trabajador recibe un valor de </w:t>
-      </w:r>
-      <w:r>
-        <w:rPr>
-          <w:rFonts w:ascii="Calibri" w:eastAsia="Calibri" w:hAnsi="Calibri" w:cs="Calibri"/>
-          <w:b/>
-          <w:bCs/>
-        </w:rPr>
-        <w:t>QUINC</w:t>
-      </w:r>
-      <w:r>
-        <w:rPr>
-          <w:rFonts w:ascii="Calibri" w:eastAsia="Calibri" w:hAnsi="Calibri" w:cs="Calibri"/>
-          <w:b/>
-          <w:bCs/>
-        </w:rPr>
-        <w:t xml:space="preserve">E MIL PESOS 00/100 MCTE. ($15.000,00) </w:t>
-      </w:r>
-      <w:r>
-        <w:rPr>
-          <w:rFonts w:ascii="Calibri" w:eastAsia="Calibri" w:hAnsi="Calibri" w:cs="Calibri"/>
-          <w:sz w:val="23"/>
-          <w:szCs w:val="23"/>
-        </w:rPr>
-        <w:t xml:space="preserve">por día trabajado, por medio de una tarjeta recargable con la cual podrá acceder a comprar alimentos en los establecimientos que tengan y acepten el convenio con la entidad expendedora de las tarjetas. </w:t>
-      </w:r>
-    </w:p>
-    <w:p>
-      <w:pPr>
-        <w:spacing w:line="240" w:lineRule="auto"/>
-        <w:jc w:val="both"/>
-        <w:rPr>
-          <w:rFonts w:ascii="Calibri" w:eastAsia="Calibri" w:hAnsi="Calibri" w:cs="Calibri"/>
-          <w:color w:val="FF0000"/>
-          <w:sz w:val="23"/>
-          <w:szCs w:val="23"/>
-        </w:rPr>
-      </w:pPr>
-    </w:p>
-    <w:p>
-      <w:pPr>
-        <w:spacing w:line="240" w:lineRule="auto"/>
-        <w:jc w:val="both"/>
-        <w:rPr>
-          <w:rFonts w:ascii="Calibri" w:eastAsia="Calibri" w:hAnsi="Calibri" w:cs="Calibri"/>
-          <w:sz w:val="23"/>
-          <w:szCs w:val="23"/>
-        </w:rPr>
-      </w:pPr>
-      <w:r>
-        <w:rPr>
-          <w:rFonts w:ascii="Calibri" w:eastAsia="Calibri" w:hAnsi="Calibri" w:cs="Calibri"/>
-          <w:b/>
-          <w:bCs/>
-          <w:sz w:val="23"/>
-          <w:szCs w:val="23"/>
-        </w:rPr>
-        <w:t>SEGUNDA:</w:t>
-      </w:r>
-      <w:r>
-        <w:rPr>
-          <w:rFonts w:ascii="Calibri" w:eastAsia="Calibri" w:hAnsi="Calibri" w:cs="Calibri"/>
-          <w:sz w:val="23"/>
-          <w:szCs w:val="23"/>
-        </w:rPr>
-        <w:t xml:space="preserve"> Las p</w:t>
-      </w:r>
-      <w:r>
-        <w:rPr>
-          <w:rFonts w:ascii="Calibri" w:eastAsia="Calibri" w:hAnsi="Calibri" w:cs="Calibri"/>
-          <w:sz w:val="23"/>
-          <w:szCs w:val="23"/>
-        </w:rPr>
-        <w:t>artes convienen y así lo hacen constar que el beneficio extralegal que mediante este acuerdo se otorga, en tanto constituye un subsidio de alimentación que no tiene por finalidad retribuir de manera directa el servicio, no constituye salario para ningún ef</w:t>
-      </w:r>
-      <w:r>
-        <w:rPr>
-          <w:rFonts w:ascii="Calibri" w:eastAsia="Calibri" w:hAnsi="Calibri" w:cs="Calibri"/>
-          <w:sz w:val="23"/>
-          <w:szCs w:val="23"/>
-        </w:rPr>
-        <w:t xml:space="preserve">ecto legal conforme a lo estipulado en el artículo 15 de la Ley 50 de 1990. </w:t>
-      </w:r>
-    </w:p>
-    <w:p>
-      <w:pPr>
-        <w:spacing w:line="240" w:lineRule="auto"/>
-        <w:jc w:val="both"/>
-        <w:rPr>
-          <w:rFonts w:ascii="Calibri" w:eastAsia="Calibri" w:hAnsi="Calibri" w:cs="Calibri"/>
-          <w:sz w:val="23"/>
-          <w:szCs w:val="23"/>
-        </w:rPr>
-      </w:pPr>
-    </w:p>
-    <w:p>
-      <w:pPr>
-        <w:spacing w:line="240" w:lineRule="auto"/>
-        <w:jc w:val="both"/>
-        <w:rPr>
-          <w:rFonts w:ascii="Calibri" w:eastAsia="Calibri" w:hAnsi="Calibri" w:cs="Calibri"/>
-          <w:sz w:val="23"/>
-          <w:szCs w:val="23"/>
-        </w:rPr>
-      </w:pPr>
-      <w:r>
-        <w:rPr>
-          <w:rFonts w:ascii="Calibri" w:eastAsia="Calibri" w:hAnsi="Calibri" w:cs="Calibri"/>
-          <w:b/>
-          <w:bCs/>
-          <w:sz w:val="23"/>
-          <w:szCs w:val="23"/>
-        </w:rPr>
-        <w:t>TERCERA:</w:t>
-      </w:r>
-      <w:r>
-        <w:rPr>
-          <w:rFonts w:ascii="Calibri" w:eastAsia="Calibri" w:hAnsi="Calibri" w:cs="Calibri"/>
-          <w:sz w:val="23"/>
-          <w:szCs w:val="23"/>
-        </w:rPr>
-        <w:t xml:space="preserve"> Las partes declaran y así lo hacen constar que el presente beneficio, en tanto deriva de la mera liberalidad de la empresa, podrá ser modificado o eliminado de manera un</w:t>
-      </w:r>
-      <w:r>
-        <w:rPr>
-          <w:rFonts w:ascii="Calibri" w:eastAsia="Calibri" w:hAnsi="Calibri" w:cs="Calibri"/>
-          <w:sz w:val="23"/>
-          <w:szCs w:val="23"/>
-        </w:rPr>
-        <w:t>ilateral por la compañía cuando las necesidades así lo ameriten, sin que por ello se entienda desmejora en las condiciones del trabajador.</w:t>
-      </w:r>
-    </w:p>
-    <w:p>
-      <w:pPr>
-        <w:spacing w:line="240" w:lineRule="auto"/>
-        <w:jc w:val="both"/>
-        <w:rPr>
-          <w:rFonts w:ascii="Calibri" w:eastAsia="Calibri" w:hAnsi="Calibri" w:cs="Calibri"/>
-          <w:sz w:val="23"/>
-          <w:szCs w:val="23"/>
-        </w:rPr>
-      </w:pPr>
-    </w:p>
-    <w:p>
-      <w:pPr>
-        <w:spacing w:line="240" w:lineRule="auto"/>
-        <w:jc w:val="both"/>
-        <w:rPr>
-          <w:rFonts w:ascii="Calibri" w:eastAsia="Calibri" w:hAnsi="Calibri" w:cs="Calibri"/>
-          <w:sz w:val="23"/>
-          <w:szCs w:val="23"/>
-        </w:rPr>
-      </w:pPr>
-      <w:r>
-        <w:rPr>
-          <w:rFonts w:ascii="Calibri" w:eastAsia="Calibri" w:hAnsi="Calibri" w:cs="Calibri"/>
-          <w:sz w:val="23"/>
-          <w:szCs w:val="23"/>
-        </w:rPr>
-        <w:t>Ratifico que, desde el primer pago recibido por concepto de auxilio de alimentación, este fue pactado como no salari</w:t>
-      </w:r>
-      <w:r>
-        <w:rPr>
-          <w:rFonts w:ascii="Calibri" w:eastAsia="Calibri" w:hAnsi="Calibri" w:cs="Calibri"/>
-          <w:sz w:val="23"/>
-          <w:szCs w:val="23"/>
-        </w:rPr>
-        <w:t>al por las partes.</w:t>
-      </w:r>
-    </w:p>
-    <w:p>
-      <w:pPr>
-        <w:spacing w:line="240" w:lineRule="auto"/>
-        <w:jc w:val="both"/>
-        <w:rPr>
-          <w:rFonts w:ascii="Calibri" w:eastAsia="Calibri" w:hAnsi="Calibri" w:cs="Calibri"/>
-          <w:sz w:val="23"/>
-          <w:szCs w:val="23"/>
-        </w:rPr>
-      </w:pPr>
-    </w:p>
-    <w:p>
-      <w:pPr>
-        <w:spacing w:line="240" w:lineRule="auto"/>
-        <w:jc w:val="both"/>
-        <w:rPr>
-          <w:rFonts w:ascii="Calibri" w:eastAsia="Calibri" w:hAnsi="Calibri" w:cs="Calibri"/>
-          <w:sz w:val="23"/>
-          <w:szCs w:val="23"/>
-        </w:rPr>
-      </w:pPr>
-    </w:p>
-    <w:p>
-      <w:pPr>
-        <w:spacing w:line="240" w:lineRule="auto"/>
-        <w:jc w:val="both"/>
-        <w:rPr>
-          <w:rFonts w:ascii="Calibri" w:eastAsia="Calibri" w:hAnsi="Calibri" w:cs="Calibri"/>
-          <w:sz w:val="23"/>
-          <w:szCs w:val="23"/>
-        </w:rPr>
-      </w:pPr>
-      <w:r>
-        <w:rPr>
-          <w:rFonts w:ascii="Calibri" w:eastAsia="Calibri" w:hAnsi="Calibri" w:cs="Calibri"/>
-          <w:sz w:val="23"/>
-          <w:szCs w:val="23"/>
-          <w:highlight w:val="magenta"/>
-        </w:rPr>
-        <w:t xml:space="preserve">En constancia se firma en la ciudad de </w:t>
-      </w:r>
-      <w:r>
-        <w:rPr>
-          <w:rFonts w:ascii="Calibri" w:eastAsia="Calibri" w:hAnsi="Calibri" w:cs="Calibri"/>
-          <w:b/>
-          <w:bCs/>
-          <w:sz w:val="23"/>
-          <w:szCs w:val="23"/>
-          <w:highlight w:val="magenta"/>
-          <w:lang w:val="es-ES"/>
-        </w:rPr>
-        <w:t>[[</w:t>
-      </w:r>
-      <w:proofErr w:type="spellStart"/>
-      <w:r>
-        <w:rPr>
-          <w:rFonts w:ascii="Calibri" w:eastAsia="Calibri" w:hAnsi="Calibri" w:cs="Calibri"/>
-          <w:b/>
-          <w:bCs/>
-          <w:sz w:val="23"/>
-          <w:szCs w:val="23"/>
-          <w:highlight w:val="magenta"/>
-          <w:lang w:val="es-ES"/>
-        </w:rPr>
-        <w:t>CiudadWork</w:t>
-      </w:r>
-      <w:proofErr w:type="spellEnd"/>
-      <w:r>
-        <w:rPr>
-          <w:rFonts w:ascii="Calibri" w:eastAsia="Calibri" w:hAnsi="Calibri" w:cs="Calibri"/>
-          <w:b/>
-          <w:bCs/>
-          <w:sz w:val="23"/>
-          <w:szCs w:val="23"/>
-          <w:highlight w:val="magenta"/>
-          <w:lang w:val="es-ES"/>
-        </w:rPr>
-        <w:t>]]</w:t>
-      </w:r>
-      <w:r>
-        <w:rPr>
-          <w:rFonts w:ascii="Calibri" w:eastAsia="Calibri" w:hAnsi="Calibri" w:cs="Calibri"/>
-          <w:sz w:val="23"/>
-          <w:szCs w:val="23"/>
-          <w:highlight w:val="magenta"/>
-          <w:lang w:val="es-ES"/>
-        </w:rPr>
-        <w:t xml:space="preserve"> a los </w:t>
-      </w:r>
-      <w:r>
-        <w:rPr>
-          <w:rFonts w:ascii="Calibri" w:eastAsia="Calibri" w:hAnsi="Calibri" w:cs="Calibri"/>
-          <w:b/>
-          <w:bCs/>
-          <w:sz w:val="23"/>
-          <w:szCs w:val="23"/>
-          <w:highlight w:val="magenta"/>
-          <w:lang w:val="es-ES"/>
-        </w:rPr>
         <w:t>[[FechaLarga]]</w:t>
       </w:r>
       <w:r>
@@ -655,7 +560,6 @@
           <w:rFonts w:ascii="Calibri" w:eastAsia="Calibri" w:hAnsi="Calibri" w:cs="Calibri"/>
           <w:sz w:val="23"/>
           <w:szCs w:val="23"/>
-          <w:highlight w:val="magenta"/>
         </w:rPr>
         <w:t>.</w:t>
       </w:r>
@@ -870,17 +774,7 @@
           <w:lang w:val="en-US"/>
         </w:rPr>
         <w:tab/>
-        <w:t xml:space="preserve"> </w:t>
-      </w:r>
-      <w:r>
-        <w:rPr>
-          <w:rFonts w:ascii="Calibri" w:eastAsia="Calibri" w:hAnsi="Calibri" w:cs="Calibri"/>
-          <w:sz w:val="23"/>
-          <w:szCs w:val="23"/>
-          <w:highlight w:val="magenta"/>
-          <w:lang w:val="en-US"/>
-        </w:rPr>
-        <w:t xml:space="preserve">C.C. </w:t>
+        <w:t xml:space="preserve"> C.C. </w:t>
       </w:r>
       <w:r>
         <w:rPr>

--- a/webapp/templates/word/Otro_Si_Alimentacion_15.docx
+++ b/webapp/templates/word/Otro_Si_Alimentacion_15.docx
@@ -1,6 +1,6 @@
 
 <file path=word/document.xml><?xml version="1.0" encoding="utf-8"?>
-<w:document xmlns:wpc="http://schemas.microsoft.com/office/word/2010/wordprocessingCanvas" xmlns:cx="http://schemas.microsoft.com/office/drawing/2014/chartex" xmlns:cx1="http://schemas.microsoft.com/office/drawing/2015/9/8/chartex" xmlns:cx2="http://schemas.microsoft.com/office/drawing/2015/10/21/chartex" xmlns:cx3="http://schemas.microsoft.com/office/drawing/2016/5/9/chartex" xmlns:cx4="http://schemas.microsoft.com/office/drawing/2016/5/10/chartex" xmlns:cx5="http://schemas.microsoft.com/office/drawing/2016/5/11/chartex" xmlns:cx6="http://schemas.microsoft.com/office/drawing/2016/5/12/chartex" xmlns:cx7="http://schemas.microsoft.com/office/drawing/2016/5/13/chartex" xmlns:cx8="http://schemas.microsoft.com/office/drawing/2016/5/14/chartex" xmlns:mc="http://schemas.openxmlformats.org/markup-compatibility/2006" xmlns:aink="http://schemas.microsoft.com/office/drawing/2016/ink" xmlns:am3d="http://schemas.microsoft.com/office/drawing/2017/model3d" xmlns:o="urn:schemas-microsoft-com:office:office" xmlns:oel="http://schemas.microsoft.com/office/2019/extlst" xmlns:r="http://schemas.openxmlformats.org/officeDocument/2006/relationships" xmlns:m="http://schemas.openxmlformats.org/officeDocument/2006/math" xmlns:v="urn:schemas-microsoft-com:vml" xmlns:wp14="http://schemas.microsoft.com/office/word/2010/wordprocessingDrawing" xmlns:wp="http://schemas.openxmlformats.org/drawingml/2006/wordprocessingDrawing" xmlns:w10="urn:schemas-microsoft-com:office:word" xmlns:w="http://schemas.openxmlformats.org/wordprocessingml/2006/main" xmlns:w14="http://schemas.microsoft.com/office/word/2010/wordml" xmlns:w15="http://schemas.microsoft.com/office/word/2012/wordml" xmlns:w16cex="http://schemas.microsoft.com/office/word/2018/wordml/cex" xmlns:w16cid="http://schemas.microsoft.com/office/word/2016/wordml/cid" xmlns:w16="http://schemas.microsoft.com/office/word/2018/wordml" xmlns:w16sdtdh="http://schemas.microsoft.com/office/word/2020/wordml/sdtdatahash" xmlns:w16se="http://schemas.microsoft.com/office/word/2015/wordml/symex" xmlns:wpg="http://schemas.microsoft.com/office/word/2010/wordprocessingGroup" xmlns:wpi="http://schemas.microsoft.com/office/word/2010/wordprocessingInk" xmlns:wne="http://schemas.microsoft.com/office/word/2006/wordml" xmlns:wps="http://schemas.microsoft.com/office/word/2010/wordprocessingShape" mc:Ignorable="w14 w15 w16se w16cid w16 w16cex w16sdtdh wp14">
+<w:document xmlns:wpc="http://schemas.microsoft.com/office/word/2010/wordprocessingCanvas" xmlns:cx="http://schemas.microsoft.com/office/drawing/2014/chartex" xmlns:cx1="http://schemas.microsoft.com/office/drawing/2015/9/8/chartex" xmlns:cx2="http://schemas.microsoft.com/office/drawing/2015/10/21/chartex" xmlns:cx3="http://schemas.microsoft.com/office/drawing/2016/5/9/chartex" xmlns:cx4="http://schemas.microsoft.com/office/drawing/2016/5/10/chartex" xmlns:cx5="http://schemas.microsoft.com/office/drawing/2016/5/11/chartex" xmlns:cx6="http://schemas.microsoft.com/office/drawing/2016/5/12/chartex" xmlns:cx7="http://schemas.microsoft.com/office/drawing/2016/5/13/chartex" xmlns:cx8="http://schemas.microsoft.com/office/drawing/2016/5/14/chartex" xmlns:mc="http://schemas.openxmlformats.org/markup-compatibility/2006" xmlns:aink="http://schemas.microsoft.com/office/drawing/2016/ink" xmlns:am3d="http://schemas.microsoft.com/office/drawing/2017/model3d" xmlns:o="urn:schemas-microsoft-com:office:office" xmlns:r="http://schemas.openxmlformats.org/officeDocument/2006/relationships" xmlns:m="http://schemas.openxmlformats.org/officeDocument/2006/math" xmlns:v="urn:schemas-microsoft-com:vml" xmlns:wp14="http://schemas.microsoft.com/office/word/2010/wordprocessingDrawing" xmlns:wp="http://schemas.openxmlformats.org/drawingml/2006/wordprocessingDrawing" xmlns:w10="urn:schemas-microsoft-com:office:word" xmlns:w="http://schemas.openxmlformats.org/wordprocessingml/2006/main" xmlns:w14="http://schemas.microsoft.com/office/word/2010/wordml" xmlns:w15="http://schemas.microsoft.com/office/word/2012/wordml" xmlns:w16cid="http://schemas.microsoft.com/office/word/2016/wordml/cid" xmlns:w16se="http://schemas.microsoft.com/office/word/2015/wordml/symex" xmlns:wpg="http://schemas.microsoft.com/office/word/2010/wordprocessingGroup" xmlns:wpi="http://schemas.microsoft.com/office/word/2010/wordprocessingInk" xmlns:wne="http://schemas.microsoft.com/office/word/2006/wordml" xmlns:wps="http://schemas.microsoft.com/office/word/2010/wordprocessingShape" mc:Ignorable="w14 w15 w16se w16cid wp14">
   <w:body>
     <w:p>
       <w:pPr>
@@ -73,7 +73,19 @@
           <w:szCs w:val="23"/>
           <w:lang w:val="es-ES"/>
         </w:rPr>
-        <w:t>[[Ciudad</w:t>
+        <w:t>[[</w:t>
+      </w:r>
+      <w:proofErr w:type="spellStart"/>
+      <w:r>
+        <w:rPr>
+          <w:rFonts w:ascii="Calibri" w:eastAsia="Calibri" w:hAnsi="Calibri" w:cs="Calibri"/>
+          <w:b/>
+          <w:bCs/>
+          <w:sz w:val="23"/>
+          <w:szCs w:val="23"/>
+          <w:lang w:val="es-ES"/>
+        </w:rPr>
+        <w:t>Ciudad</w:t>
       </w:r>
       <w:r>
         <w:rPr>
@@ -86,6 +98,7 @@
         </w:rPr>
         <w:t>Firma</w:t>
       </w:r>
+      <w:proofErr w:type="spellEnd"/>
       <w:r>
         <w:rPr>
           <w:rFonts w:ascii="Calibri" w:eastAsia="Calibri" w:hAnsi="Calibri" w:cs="Calibri"/>
@@ -115,7 +128,31 @@
           <w:szCs w:val="23"/>
           <w:lang w:val="es-ES"/>
         </w:rPr>
-        <w:t>[[FechaLarga]]</w:t>
+        <w:t>[[</w:t>
+      </w:r>
+      <w:proofErr w:type="spellStart"/>
+      <w:r>
+        <w:rPr>
+          <w:rFonts w:ascii="Calibri" w:eastAsia="Calibri" w:hAnsi="Calibri" w:cs="Calibri"/>
+          <w:b/>
+          <w:bCs/>
+          <w:sz w:val="23"/>
+          <w:szCs w:val="23"/>
+          <w:lang w:val="es-ES"/>
+        </w:rPr>
+        <w:t>FechaLarga</w:t>
+      </w:r>
+      <w:proofErr w:type="spellEnd"/>
+      <w:r>
+        <w:rPr>
+          <w:rFonts w:ascii="Calibri" w:eastAsia="Calibri" w:hAnsi="Calibri" w:cs="Calibri"/>
+          <w:b/>
+          <w:bCs/>
+          <w:sz w:val="23"/>
+          <w:szCs w:val="23"/>
+          <w:lang w:val="es-ES"/>
+        </w:rPr>
+        <w:t>]]</w:t>
       </w:r>
       <w:r>
         <w:rPr>
@@ -312,36 +349,18 @@
       </w:r>
       <w:r>
         <w:rPr>
-          <w:rFonts w:ascii="Calibri" w:eastAsia="Calibri" w:hAnsi="Calibri" w:cs="Calibri"/>
-          <w:b/>
-          <w:bCs/>
-        </w:rPr>
-        <w:t>[[SalarioLetras]]</w:t>
-      </w:r>
-      <w:r>
-        <w:rPr>
-          <w:rFonts w:ascii="Calibri" w:eastAsia="Calibri" w:hAnsi="Calibri" w:cs="Calibri"/>
-          <w:b/>
-          <w:bCs/>
-        </w:rPr>
-        <w:t xml:space="preserve"> MCTE. (</w:t>
-      </w:r>
-      <w:r>
-        <w:rPr>
-          <w:rFonts w:ascii="Calibri" w:eastAsia="Calibri" w:hAnsi="Calibri" w:cs="Calibri"/>
-          <w:b/>
-          <w:bCs/>
-        </w:rPr>
-        <w:t>[[Salario]]</w:t>
-      </w:r>
-      <w:r>
-        <w:rPr>
-          <w:rFonts w:ascii="Calibri" w:eastAsia="Calibri" w:hAnsi="Calibri" w:cs="Calibri"/>
-          <w:b/>
-          <w:bCs/>
+          <w:rStyle w:val="Textoennegrita"/>
+        </w:rPr>
+        <w:t>QUINCE MIL PESOS 00/100 MCTE. ($15.000,00</w:t>
+      </w:r>
+      <w:r>
+        <w:rPr>
+          <w:rStyle w:val="Textoennegrita"/>
         </w:rPr>
         <w:t xml:space="preserve">) </w:t>
       </w:r>
+      <w:bookmarkStart w:id="0" w:name="_GoBack"/>
+      <w:bookmarkEnd w:id="0"/>
       <w:r>
         <w:rPr>
           <w:rFonts w:ascii="Calibri" w:eastAsia="Calibri" w:hAnsi="Calibri" w:cs="Calibri"/>
@@ -511,7 +530,19 @@
           <w:szCs w:val="23"/>
           <w:lang w:val="es-ES"/>
         </w:rPr>
-        <w:t>[[Ciudad</w:t>
+        <w:t>[[</w:t>
+      </w:r>
+      <w:proofErr w:type="spellStart"/>
+      <w:r>
+        <w:rPr>
+          <w:rFonts w:ascii="Calibri" w:eastAsia="Calibri" w:hAnsi="Calibri" w:cs="Calibri"/>
+          <w:b/>
+          <w:bCs/>
+          <w:sz w:val="23"/>
+          <w:szCs w:val="23"/>
+          <w:lang w:val="es-ES"/>
+        </w:rPr>
+        <w:t>Ciudad</w:t>
       </w:r>
       <w:r>
         <w:rPr>
@@ -524,6 +555,7 @@
         </w:rPr>
         <w:t>Firma</w:t>
       </w:r>
+      <w:proofErr w:type="spellEnd"/>
       <w:r>
         <w:rPr>
           <w:rFonts w:ascii="Calibri" w:eastAsia="Calibri" w:hAnsi="Calibri" w:cs="Calibri"/>
@@ -553,7 +585,31 @@
           <w:szCs w:val="23"/>
           <w:lang w:val="es-ES"/>
         </w:rPr>
-        <w:t>[[FechaLarga]]</w:t>
+        <w:t>[[</w:t>
+      </w:r>
+      <w:proofErr w:type="spellStart"/>
+      <w:r>
+        <w:rPr>
+          <w:rFonts w:ascii="Calibri" w:eastAsia="Calibri" w:hAnsi="Calibri" w:cs="Calibri"/>
+          <w:b/>
+          <w:bCs/>
+          <w:sz w:val="23"/>
+          <w:szCs w:val="23"/>
+          <w:lang w:val="es-ES"/>
+        </w:rPr>
+        <w:t>FechaLarga</w:t>
+      </w:r>
+      <w:proofErr w:type="spellEnd"/>
+      <w:r>
+        <w:rPr>
+          <w:rFonts w:ascii="Calibri" w:eastAsia="Calibri" w:hAnsi="Calibri" w:cs="Calibri"/>
+          <w:b/>
+          <w:bCs/>
+          <w:sz w:val="23"/>
+          <w:szCs w:val="23"/>
+          <w:lang w:val="es-ES"/>
+        </w:rPr>
+        <w:t>]]</w:t>
       </w:r>
       <w:r>
         <w:rPr>
@@ -817,7 +873,7 @@
 </file>
 
 <file path=word/styles.xml><?xml version="1.0" encoding="utf-8"?>
-<w:styles xmlns:mc="http://schemas.openxmlformats.org/markup-compatibility/2006" xmlns:r="http://schemas.openxmlformats.org/officeDocument/2006/relationships" xmlns:w="http://schemas.openxmlformats.org/wordprocessingml/2006/main" xmlns:w14="http://schemas.microsoft.com/office/word/2010/wordml" xmlns:w15="http://schemas.microsoft.com/office/word/2012/wordml" xmlns:w16cex="http://schemas.microsoft.com/office/word/2018/wordml/cex" xmlns:w16cid="http://schemas.microsoft.com/office/word/2016/wordml/cid" xmlns:w16="http://schemas.microsoft.com/office/word/2018/wordml" xmlns:w16sdtdh="http://schemas.microsoft.com/office/word/2020/wordml/sdtdatahash" xmlns:w16se="http://schemas.microsoft.com/office/word/2015/wordml/symex" mc:Ignorable="w14 w15 w16se w16cid w16 w16cex w16sdtdh">
+<w:styles xmlns:mc="http://schemas.openxmlformats.org/markup-compatibility/2006" xmlns:r="http://schemas.openxmlformats.org/officeDocument/2006/relationships" xmlns:w="http://schemas.openxmlformats.org/wordprocessingml/2006/main" xmlns:w14="http://schemas.microsoft.com/office/word/2010/wordml" xmlns:w15="http://schemas.microsoft.com/office/word/2012/wordml" xmlns:w16cid="http://schemas.microsoft.com/office/word/2016/wordml/cid" xmlns:w16se="http://schemas.microsoft.com/office/word/2015/wordml/symex" mc:Ignorable="w14 w15 w16se w16cid">
   <w:docDefaults>
     <w:rPrDefault>
       <w:rPr>
@@ -833,7 +889,7 @@
       </w:pPr>
     </w:pPrDefault>
   </w:docDefaults>
-  <w:latentStyles w:defLockedState="0" w:defUIPriority="99" w:defSemiHidden="0" w:defUnhideWhenUsed="0" w:defQFormat="0" w:count="376">
+  <w:latentStyles w:defLockedState="0" w:defUIPriority="99" w:defSemiHidden="0" w:defUnhideWhenUsed="0" w:defQFormat="0" w:count="375">
     <w:lsdException w:name="Normal" w:uiPriority="0" w:qFormat="1"/>
     <w:lsdException w:name="heading 1" w:uiPriority="9" w:qFormat="1"/>
     <w:lsdException w:name="heading 2" w:semiHidden="1" w:uiPriority="9" w:unhideWhenUsed="1" w:qFormat="1"/>
@@ -1209,7 +1265,6 @@
     <w:lsdException w:name="Smart Hyperlink" w:semiHidden="1" w:unhideWhenUsed="1"/>
     <w:lsdException w:name="Hashtag" w:semiHidden="1" w:unhideWhenUsed="1"/>
     <w:lsdException w:name="Unresolved Mention" w:semiHidden="1" w:unhideWhenUsed="1"/>
-    <w:lsdException w:name="Smart Link" w:semiHidden="1" w:unhideWhenUsed="1"/>
   </w:latentStyles>
   <w:style w:type="paragraph" w:default="1" w:styleId="Normal">
     <w:name w:val="Normal"/>
@@ -1398,6 +1453,17 @@
       <w:color w:val="666666"/>
       <w:sz w:val="30"/>
       <w:szCs w:val="30"/>
+    </w:rPr>
+  </w:style>
+  <w:style w:type="character" w:styleId="Textoennegrita">
+    <w:name w:val="Strong"/>
+    <w:basedOn w:val="Fuentedeprrafopredeter"/>
+    <w:uiPriority w:val="22"/>
+    <w:qFormat/>
+    <w:rsid w:val="00501422"/>
+    <w:rPr>
+      <w:b/>
+      <w:bCs/>
     </w:rPr>
   </w:style>
 </w:styles>

--- a/webapp/templates/word/Otro_Si_Alimentacion_15.docx
+++ b/webapp/templates/word/Otro_Si_Alimentacion_15.docx
@@ -1,6 +1,6 @@
 
 <file path=word/document.xml><?xml version="1.0" encoding="utf-8"?>
-<w:document xmlns:wpc="http://schemas.microsoft.com/office/word/2010/wordprocessingCanvas" xmlns:cx="http://schemas.microsoft.com/office/drawing/2014/chartex" xmlns:cx1="http://schemas.microsoft.com/office/drawing/2015/9/8/chartex" xmlns:cx2="http://schemas.microsoft.com/office/drawing/2015/10/21/chartex" xmlns:cx3="http://schemas.microsoft.com/office/drawing/2016/5/9/chartex" xmlns:cx4="http://schemas.microsoft.com/office/drawing/2016/5/10/chartex" xmlns:cx5="http://schemas.microsoft.com/office/drawing/2016/5/11/chartex" xmlns:cx6="http://schemas.microsoft.com/office/drawing/2016/5/12/chartex" xmlns:cx7="http://schemas.microsoft.com/office/drawing/2016/5/13/chartex" xmlns:cx8="http://schemas.microsoft.com/office/drawing/2016/5/14/chartex" xmlns:mc="http://schemas.openxmlformats.org/markup-compatibility/2006" xmlns:aink="http://schemas.microsoft.com/office/drawing/2016/ink" xmlns:am3d="http://schemas.microsoft.com/office/drawing/2017/model3d" xmlns:o="urn:schemas-microsoft-com:office:office" xmlns:r="http://schemas.openxmlformats.org/officeDocument/2006/relationships" xmlns:m="http://schemas.openxmlformats.org/officeDocument/2006/math" xmlns:v="urn:schemas-microsoft-com:vml" xmlns:wp14="http://schemas.microsoft.com/office/word/2010/wordprocessingDrawing" xmlns:wp="http://schemas.openxmlformats.org/drawingml/2006/wordprocessingDrawing" xmlns:w10="urn:schemas-microsoft-com:office:word" xmlns:w="http://schemas.openxmlformats.org/wordprocessingml/2006/main" xmlns:w14="http://schemas.microsoft.com/office/word/2010/wordml" xmlns:w15="http://schemas.microsoft.com/office/word/2012/wordml" xmlns:w16cid="http://schemas.microsoft.com/office/word/2016/wordml/cid" xmlns:w16se="http://schemas.microsoft.com/office/word/2015/wordml/symex" xmlns:wpg="http://schemas.microsoft.com/office/word/2010/wordprocessingGroup" xmlns:wpi="http://schemas.microsoft.com/office/word/2010/wordprocessingInk" xmlns:wne="http://schemas.microsoft.com/office/word/2006/wordml" xmlns:wps="http://schemas.microsoft.com/office/word/2010/wordprocessingShape" mc:Ignorable="w14 w15 w16se w16cid wp14">
+<w:document xmlns:wpc="http://schemas.microsoft.com/office/word/2010/wordprocessingCanvas" xmlns:cx="http://schemas.microsoft.com/office/drawing/2014/chartex" xmlns:cx1="http://schemas.microsoft.com/office/drawing/2015/9/8/chartex" xmlns:cx2="http://schemas.microsoft.com/office/drawing/2015/10/21/chartex" xmlns:cx3="http://schemas.microsoft.com/office/drawing/2016/5/9/chartex" xmlns:cx4="http://schemas.microsoft.com/office/drawing/2016/5/10/chartex" xmlns:cx5="http://schemas.microsoft.com/office/drawing/2016/5/11/chartex" xmlns:cx6="http://schemas.microsoft.com/office/drawing/2016/5/12/chartex" xmlns:cx7="http://schemas.microsoft.com/office/drawing/2016/5/13/chartex" xmlns:cx8="http://schemas.microsoft.com/office/drawing/2016/5/14/chartex" xmlns:mc="http://schemas.openxmlformats.org/markup-compatibility/2006" xmlns:aink="http://schemas.microsoft.com/office/drawing/2016/ink" xmlns:am3d="http://schemas.microsoft.com/office/drawing/2017/model3d" xmlns:o="urn:schemas-microsoft-com:office:office" xmlns:r="http://schemas.openxmlformats.org/officeDocument/2006/relationships" xmlns:m="http://schemas.openxmlformats.org/officeDocument/2006/math" xmlns:v="urn:schemas-microsoft-com:vml" xmlns:wp14="http://schemas.microsoft.com/office/word/2010/wordprocessingDrawing" xmlns:wp="http://schemas.openxmlformats.org/drawingml/2006/wordprocessingDrawing" xmlns:w10="urn:schemas-microsoft-com:office:word" xmlns:w="http://schemas.openxmlformats.org/wordprocessingml/2006/main" xmlns:w14="http://schemas.microsoft.com/office/word/2010/wordml" xmlns:w15="http://schemas.microsoft.com/office/word/2012/wordml" xmlns:w16cex="http://schemas.microsoft.com/office/word/2018/wordml/cex" xmlns:w16cid="http://schemas.microsoft.com/office/word/2016/wordml/cid" xmlns:w16="http://schemas.microsoft.com/office/word/2018/wordml" xmlns:w16sdtdh="http://schemas.microsoft.com/office/word/2020/wordml/sdtdatahash" xmlns:w16se="http://schemas.microsoft.com/office/word/2015/wordml/symex" xmlns:wpg="http://schemas.microsoft.com/office/word/2010/wordprocessingGroup" xmlns:wpi="http://schemas.microsoft.com/office/word/2010/wordprocessingInk" xmlns:wne="http://schemas.microsoft.com/office/word/2006/wordml" xmlns:wps="http://schemas.microsoft.com/office/word/2010/wordprocessingShape" mc:Ignorable="w14 w15 w16se w16cid w16 w16cex w16sdtdh wp14">
   <w:body>
     <w:p>
       <w:pPr>
@@ -50,403 +50,276 @@
         <w:spacing w:line="240" w:lineRule="auto"/>
         <w:jc w:val="both"/>
         <w:rPr>
-          <w:rFonts w:ascii="Calibri" w:eastAsia="Calibri" w:hAnsi="Calibri" w:cs="Calibri"/>
-          <w:sz w:val="23"/>
-          <w:szCs w:val="23"/>
-        </w:rPr>
-      </w:pPr>
-      <w:r>
-        <w:rPr>
-          <w:rFonts w:ascii="Calibri" w:eastAsia="Calibri" w:hAnsi="Calibri" w:cs="Calibri"/>
-          <w:sz w:val="23"/>
-          <w:szCs w:val="23"/>
-          <w:lang w:val="es-ES"/>
-        </w:rPr>
-        <w:t xml:space="preserve">En </w:t>
-      </w:r>
-      <w:r>
-        <w:rPr>
-          <w:rFonts w:ascii="Calibri" w:eastAsia="Calibri" w:hAnsi="Calibri" w:cs="Calibri"/>
+          <w:rFonts w:ascii="Calibri Light" w:eastAsia="Calibri" w:hAnsi="Calibri Light" w:cs="Calibri Light"/>
+        </w:rPr>
+      </w:pPr>
+      <w:r>
+        <w:rPr>
+          <w:rFonts w:ascii="Calibri Light" w:eastAsia="Calibri" w:hAnsi="Calibri Light" w:cs="Calibri Light"/>
+          <w:lang w:val="es-ES"/>
+        </w:rPr>
+        <w:t>En [[</w:t>
+      </w:r>
+      <w:proofErr w:type="spellStart"/>
+      <w:r>
+        <w:rPr>
+          <w:rFonts w:ascii="Calibri Light" w:eastAsia="Calibri" w:hAnsi="Calibri Light" w:cs="Calibri Light"/>
+          <w:lang w:val="es-ES"/>
+        </w:rPr>
+        <w:t>Ciudad</w:t>
+      </w:r>
+      <w:r>
+        <w:rPr>
+          <w:rFonts w:ascii="Calibri Light" w:eastAsia="Calibri" w:hAnsi="Calibri Light" w:cs="Calibri Light"/>
+          <w:lang w:val="es-ES"/>
+        </w:rPr>
+        <w:t>Firma</w:t>
+      </w:r>
+      <w:proofErr w:type="spellEnd"/>
+      <w:r>
+        <w:rPr>
+          <w:rFonts w:ascii="Calibri Light" w:eastAsia="Calibri" w:hAnsi="Calibri Light" w:cs="Calibri Light"/>
+          <w:lang w:val="es-ES"/>
+        </w:rPr>
+        <w:t>]] a los [[</w:t>
+      </w:r>
+      <w:proofErr w:type="spellStart"/>
+      <w:r>
+        <w:rPr>
+          <w:rFonts w:ascii="Calibri Light" w:eastAsia="Calibri" w:hAnsi="Calibri Light" w:cs="Calibri Light"/>
+          <w:lang w:val="es-ES"/>
+        </w:rPr>
+        <w:t>FechaLarga</w:t>
+      </w:r>
+      <w:proofErr w:type="spellEnd"/>
+      <w:r>
+        <w:rPr>
+          <w:rFonts w:ascii="Calibri Light" w:eastAsia="Calibri" w:hAnsi="Calibri Light" w:cs="Calibri Light"/>
+          <w:lang w:val="es-ES"/>
+        </w:rPr>
+        <w:t xml:space="preserve">]] se reunieron por una parte </w:t>
+      </w:r>
+      <w:r>
+        <w:rPr>
+          <w:rFonts w:ascii="Calibri Light" w:eastAsia="Calibri" w:hAnsi="Calibri Light" w:cs="Calibri Light"/>
           <w:b/>
           <w:bCs/>
-          <w:sz w:val="23"/>
-          <w:szCs w:val="23"/>
-          <w:lang w:val="es-ES"/>
-        </w:rPr>
-        <w:t>[[</w:t>
-      </w:r>
-      <w:proofErr w:type="spellStart"/>
-      <w:r>
-        <w:rPr>
-          <w:rFonts w:ascii="Calibri" w:eastAsia="Calibri" w:hAnsi="Calibri" w:cs="Calibri"/>
+          <w:lang w:val="es-ES"/>
+        </w:rPr>
+        <w:t>[[Nombre]]</w:t>
+      </w:r>
+      <w:r>
+        <w:rPr>
+          <w:rFonts w:ascii="Calibri Light" w:eastAsia="Calibri" w:hAnsi="Calibri Light" w:cs="Calibri Light"/>
+          <w:lang w:val="es-ES"/>
+        </w:rPr>
+        <w:t xml:space="preserve"> identificado(a) </w:t>
+      </w:r>
+      <w:r>
+        <w:rPr>
+          <w:rFonts w:ascii="Calibri Light" w:eastAsia="Calibri" w:hAnsi="Calibri Light" w:cs="Calibri Light"/>
           <w:b/>
           <w:bCs/>
-          <w:sz w:val="23"/>
-          <w:szCs w:val="23"/>
-          <w:lang w:val="es-ES"/>
-        </w:rPr>
-        <w:t>Ciudad</w:t>
-      </w:r>
-      <w:r>
-        <w:rPr>
-          <w:rFonts w:ascii="Calibri" w:eastAsia="Calibri" w:hAnsi="Calibri" w:cs="Calibri"/>
+          <w:lang w:val="es-ES"/>
+        </w:rPr>
+        <w:t>CC No</w:t>
+      </w:r>
+      <w:r>
+        <w:rPr>
+          <w:rFonts w:ascii="Calibri Light" w:eastAsia="Calibri" w:hAnsi="Calibri Light" w:cs="Calibri Light"/>
+          <w:lang w:val="es-ES"/>
+        </w:rPr>
+        <w:t xml:space="preserve"> </w:t>
+      </w:r>
+      <w:r>
+        <w:rPr>
+          <w:rFonts w:ascii="Calibri Light" w:eastAsia="Calibri" w:hAnsi="Calibri Light" w:cs="Calibri Light"/>
           <w:b/>
           <w:bCs/>
-          <w:sz w:val="23"/>
-          <w:szCs w:val="23"/>
-          <w:lang w:val="es-ES"/>
-        </w:rPr>
-        <w:t>Firma</w:t>
-      </w:r>
-      <w:proofErr w:type="spellEnd"/>
-      <w:r>
-        <w:rPr>
-          <w:rFonts w:ascii="Calibri" w:eastAsia="Calibri" w:hAnsi="Calibri" w:cs="Calibri"/>
+          <w:lang w:val="es-ES"/>
+        </w:rPr>
+        <w:t xml:space="preserve">[[Cedula]] </w:t>
+      </w:r>
+      <w:r>
+        <w:rPr>
+          <w:rFonts w:ascii="Calibri Light" w:eastAsia="Calibri" w:hAnsi="Calibri Light" w:cs="Calibri Light"/>
+        </w:rPr>
+        <w:t xml:space="preserve">como aparece al pie de su firma y quien actúa en su propio nombre y por la otra, </w:t>
+      </w:r>
+      <w:r>
+        <w:rPr>
+          <w:rFonts w:ascii="Calibri Light" w:eastAsia="Calibri" w:hAnsi="Calibri Light" w:cs="Calibri Light"/>
           <w:b/>
           <w:bCs/>
-          <w:sz w:val="23"/>
-          <w:szCs w:val="23"/>
-          <w:lang w:val="es-ES"/>
-        </w:rPr>
-        <w:t>]]</w:t>
-      </w:r>
-      <w:r>
-        <w:rPr>
-          <w:rFonts w:ascii="Calibri" w:eastAsia="Calibri" w:hAnsi="Calibri" w:cs="Calibri"/>
-          <w:sz w:val="23"/>
-          <w:szCs w:val="23"/>
-          <w:lang w:val="es-ES"/>
-        </w:rPr>
-        <w:t xml:space="preserve"> a los </w:t>
-      </w:r>
-      <w:r>
-        <w:rPr>
-          <w:rFonts w:ascii="Calibri" w:eastAsia="Calibri" w:hAnsi="Calibri" w:cs="Calibri"/>
+        </w:rPr>
+        <w:t>LAURA CRISTINA CERÓN MUÑOZ</w:t>
+      </w:r>
+      <w:r>
+        <w:rPr>
+          <w:rFonts w:ascii="Calibri Light" w:eastAsia="Calibri" w:hAnsi="Calibri Light" w:cs="Calibri Light"/>
+        </w:rPr>
+        <w:t xml:space="preserve"> identificada con la </w:t>
+      </w:r>
+      <w:r>
+        <w:rPr>
+          <w:rFonts w:ascii="Calibri Light" w:eastAsia="Calibri" w:hAnsi="Calibri Light" w:cs="Calibri Light"/>
           <w:b/>
           <w:bCs/>
-          <w:sz w:val="23"/>
-          <w:szCs w:val="23"/>
-          <w:lang w:val="es-ES"/>
-        </w:rPr>
-        <w:t>[[</w:t>
-      </w:r>
-      <w:proofErr w:type="spellStart"/>
-      <w:r>
-        <w:rPr>
-          <w:rFonts w:ascii="Calibri" w:eastAsia="Calibri" w:hAnsi="Calibri" w:cs="Calibri"/>
+        </w:rPr>
+        <w:t>CC No. 52.705.312</w:t>
+      </w:r>
+      <w:r>
+        <w:rPr>
+          <w:rFonts w:ascii="Calibri Light" w:eastAsia="Calibri" w:hAnsi="Calibri Light" w:cs="Calibri Light"/>
+        </w:rPr>
+        <w:t xml:space="preserve"> y quien actúa en representación de </w:t>
+      </w:r>
+      <w:r>
+        <w:rPr>
+          <w:rFonts w:ascii="Calibri Light" w:eastAsia="Calibri" w:hAnsi="Calibri Light" w:cs="Calibri Light"/>
           <w:b/>
           <w:bCs/>
-          <w:sz w:val="23"/>
-          <w:szCs w:val="23"/>
-          <w:lang w:val="es-ES"/>
-        </w:rPr>
-        <w:t>FechaLarga</w:t>
-      </w:r>
-      <w:proofErr w:type="spellEnd"/>
-      <w:r>
-        <w:rPr>
-          <w:rFonts w:ascii="Calibri" w:eastAsia="Calibri" w:hAnsi="Calibri" w:cs="Calibri"/>
+        </w:rPr>
+        <w:t>DIACO S.A.,</w:t>
+      </w:r>
+      <w:r>
+        <w:rPr>
+          <w:rFonts w:ascii="Calibri Light" w:eastAsia="Calibri" w:hAnsi="Calibri Light" w:cs="Calibri Light"/>
+        </w:rPr>
+        <w:t xml:space="preserve"> con el fin de suscribir un acuerdo provisto de las siguientes cláusulas:</w:t>
+      </w:r>
+    </w:p>
+    <w:p>
+      <w:pPr>
+        <w:spacing w:line="240" w:lineRule="auto"/>
+        <w:jc w:val="both"/>
+        <w:rPr>
+          <w:rFonts w:ascii="Calibri Light" w:eastAsia="Calibri" w:hAnsi="Calibri Light" w:cs="Calibri Light"/>
+        </w:rPr>
+      </w:pPr>
+    </w:p>
+    <w:p>
+      <w:pPr>
+        <w:spacing w:line="240" w:lineRule="auto"/>
+        <w:jc w:val="both"/>
+        <w:rPr>
+          <w:rFonts w:ascii="Calibri Light" w:eastAsia="Calibri" w:hAnsi="Calibri Light" w:cs="Calibri Light"/>
+        </w:rPr>
+      </w:pPr>
+      <w:r>
+        <w:rPr>
+          <w:rFonts w:ascii="Calibri Light" w:eastAsia="Calibri" w:hAnsi="Calibri Light" w:cs="Calibri Light"/>
           <w:b/>
           <w:bCs/>
-          <w:sz w:val="23"/>
-          <w:szCs w:val="23"/>
-          <w:lang w:val="es-ES"/>
-        </w:rPr>
-        <w:t>]]</w:t>
-      </w:r>
-      <w:r>
-        <w:rPr>
-          <w:rFonts w:ascii="Calibri" w:eastAsia="Calibri" w:hAnsi="Calibri" w:cs="Calibri"/>
-          <w:sz w:val="23"/>
-          <w:szCs w:val="23"/>
-          <w:lang w:val="es-ES"/>
-        </w:rPr>
-        <w:t xml:space="preserve"> se reunieron por una parte </w:t>
-      </w:r>
-      <w:r>
-        <w:rPr>
-          <w:rFonts w:ascii="Calibri" w:eastAsia="Calibri" w:hAnsi="Calibri" w:cs="Calibri"/>
+        </w:rPr>
+        <w:t>PRIMERA:</w:t>
+      </w:r>
+      <w:r>
+        <w:rPr>
+          <w:rFonts w:ascii="Calibri Light" w:eastAsia="Calibri" w:hAnsi="Calibri Light" w:cs="Calibri Light"/>
+        </w:rPr>
+        <w:t xml:space="preserve"> El empleador de mera liberalidad y como parte de su política de bienestar otorga al trabajador un   auxilio de alimentación. </w:t>
+      </w:r>
+    </w:p>
+    <w:p>
+      <w:pPr>
+        <w:spacing w:line="240" w:lineRule="auto"/>
+        <w:jc w:val="both"/>
+        <w:rPr>
+          <w:rFonts w:ascii="Calibri Light" w:eastAsia="Calibri" w:hAnsi="Calibri Light" w:cs="Calibri Light"/>
+        </w:rPr>
+      </w:pPr>
+    </w:p>
+    <w:p>
+      <w:pPr>
+        <w:spacing w:line="240" w:lineRule="auto"/>
+        <w:jc w:val="both"/>
+        <w:rPr>
+          <w:rFonts w:ascii="Calibri Light" w:eastAsia="Calibri" w:hAnsi="Calibri Light" w:cs="Calibri Light"/>
+          <w:color w:val="FF0000"/>
+        </w:rPr>
+      </w:pPr>
+      <w:r>
+        <w:rPr>
+          <w:rFonts w:ascii="Calibri Light" w:eastAsia="Calibri" w:hAnsi="Calibri Light" w:cs="Calibri Light"/>
+        </w:rPr>
+        <w:t xml:space="preserve">Con esta finalidad, las partes han convenido que por cada día laborado el trabajador recibe un valor de </w:t>
+      </w:r>
+      <w:r>
+        <w:rPr>
+          <w:rStyle w:val="Textoennegrita"/>
+          <w:rFonts w:ascii="Calibri Light" w:hAnsi="Calibri Light" w:cs="Calibri Light"/>
+        </w:rPr>
+        <w:t xml:space="preserve">QUINCE MIL PESOS 00/100 MCTE. ($15.000,00) </w:t>
+      </w:r>
+      <w:r>
+        <w:rPr>
+          <w:rFonts w:ascii="Calibri Light" w:eastAsia="Calibri" w:hAnsi="Calibri Light" w:cs="Calibri Light"/>
+        </w:rPr>
+        <w:t xml:space="preserve">por día trabajado, por medio de una tarjeta recargable con la cual podrá acceder a comprar alimentos en los establecimientos que tengan y acepten el convenio con la entidad expendedora de las tarjetas. </w:t>
+      </w:r>
+    </w:p>
+    <w:p>
+      <w:pPr>
+        <w:spacing w:line="240" w:lineRule="auto"/>
+        <w:jc w:val="both"/>
+        <w:rPr>
+          <w:rFonts w:ascii="Calibri Light" w:eastAsia="Calibri" w:hAnsi="Calibri Light" w:cs="Calibri Light"/>
+          <w:color w:val="FF0000"/>
+        </w:rPr>
+      </w:pPr>
+    </w:p>
+    <w:p>
+      <w:pPr>
+        <w:spacing w:line="240" w:lineRule="auto"/>
+        <w:jc w:val="both"/>
+        <w:rPr>
+          <w:rFonts w:ascii="Calibri Light" w:eastAsia="Calibri" w:hAnsi="Calibri Light" w:cs="Calibri Light"/>
+        </w:rPr>
+      </w:pPr>
+      <w:r>
+        <w:rPr>
+          <w:rFonts w:ascii="Calibri Light" w:eastAsia="Calibri" w:hAnsi="Calibri Light" w:cs="Calibri Light"/>
           <w:b/>
           <w:bCs/>
-          <w:sz w:val="23"/>
-          <w:szCs w:val="23"/>
-          <w:lang w:val="es-ES"/>
-        </w:rPr>
-        <w:t>[[Nombre]]</w:t>
-      </w:r>
-      <w:r>
-        <w:rPr>
-          <w:rFonts w:ascii="Calibri" w:eastAsia="Calibri" w:hAnsi="Calibri" w:cs="Calibri"/>
-          <w:sz w:val="23"/>
-          <w:szCs w:val="23"/>
-          <w:lang w:val="es-ES"/>
-        </w:rPr>
-        <w:t xml:space="preserve"> identificado(a) </w:t>
-      </w:r>
-      <w:r>
-        <w:rPr>
-          <w:rFonts w:ascii="Calibri" w:eastAsia="Calibri" w:hAnsi="Calibri" w:cs="Calibri"/>
+        </w:rPr>
+        <w:t>SEGUNDA:</w:t>
+      </w:r>
+      <w:r>
+        <w:rPr>
+          <w:rFonts w:ascii="Calibri Light" w:eastAsia="Calibri" w:hAnsi="Calibri Light" w:cs="Calibri Light"/>
+        </w:rPr>
+        <w:t xml:space="preserve"> Las partes convienen y así lo hacen constar que el beneficio extralegal que mediante este acuerdo se otorga, en tanto constituye un subsidio de alimentación que no tiene por finalidad retribuir de manera directa el servicio, no constituye salario para ningún efecto legal conforme a lo estipulado en el artículo 15 de la Ley 50 de 1990. </w:t>
+      </w:r>
+    </w:p>
+    <w:p>
+      <w:pPr>
+        <w:spacing w:line="240" w:lineRule="auto"/>
+        <w:jc w:val="both"/>
+        <w:rPr>
+          <w:rFonts w:ascii="Calibri Light" w:eastAsia="Calibri" w:hAnsi="Calibri Light" w:cs="Calibri Light"/>
+        </w:rPr>
+      </w:pPr>
+    </w:p>
+    <w:p>
+      <w:pPr>
+        <w:spacing w:line="240" w:lineRule="auto"/>
+        <w:jc w:val="both"/>
+        <w:rPr>
+          <w:rFonts w:ascii="Calibri Light" w:eastAsia="Calibri" w:hAnsi="Calibri Light" w:cs="Calibri Light"/>
+        </w:rPr>
+      </w:pPr>
+      <w:r>
+        <w:rPr>
+          <w:rFonts w:ascii="Calibri Light" w:eastAsia="Calibri" w:hAnsi="Calibri Light" w:cs="Calibri Light"/>
           <w:b/>
           <w:bCs/>
-          <w:sz w:val="23"/>
-          <w:szCs w:val="23"/>
-          <w:lang w:val="es-ES"/>
-        </w:rPr>
-        <w:t>CC No</w:t>
-      </w:r>
-      <w:r>
-        <w:rPr>
-          <w:rFonts w:ascii="Calibri" w:eastAsia="Calibri" w:hAnsi="Calibri" w:cs="Calibri"/>
-          <w:sz w:val="23"/>
-          <w:szCs w:val="23"/>
-          <w:lang w:val="es-ES"/>
-        </w:rPr>
-        <w:t xml:space="preserve"> </w:t>
-      </w:r>
-      <w:r>
-        <w:rPr>
-          <w:rFonts w:ascii="Calibri" w:eastAsia="Calibri" w:hAnsi="Calibri" w:cs="Calibri"/>
-          <w:b/>
-          <w:bCs/>
-          <w:sz w:val="23"/>
-          <w:szCs w:val="23"/>
-          <w:lang w:val="es-ES"/>
-        </w:rPr>
-        <w:t xml:space="preserve">[[Cedula]] </w:t>
-      </w:r>
-      <w:r>
-        <w:rPr>
-          <w:rFonts w:ascii="Calibri" w:eastAsia="Calibri" w:hAnsi="Calibri" w:cs="Calibri"/>
-          <w:sz w:val="23"/>
-          <w:szCs w:val="23"/>
-        </w:rPr>
-        <w:t xml:space="preserve">como aparece al pie de su firma y quien actúa en su propio nombre y por la otra, </w:t>
-      </w:r>
-      <w:r>
-        <w:rPr>
-          <w:rFonts w:ascii="Calibri" w:eastAsia="Calibri" w:hAnsi="Calibri" w:cs="Calibri"/>
-          <w:b/>
-          <w:bCs/>
-          <w:sz w:val="23"/>
-          <w:szCs w:val="23"/>
-        </w:rPr>
-        <w:t>LAURA CRISTINA CERÓN MUÑOZ</w:t>
-      </w:r>
-      <w:r>
-        <w:rPr>
-          <w:rFonts w:ascii="Calibri" w:eastAsia="Calibri" w:hAnsi="Calibri" w:cs="Calibri"/>
-          <w:sz w:val="23"/>
-          <w:szCs w:val="23"/>
-        </w:rPr>
-        <w:t xml:space="preserve"> identificada con la </w:t>
-      </w:r>
-      <w:r>
-        <w:rPr>
-          <w:rFonts w:ascii="Calibri" w:eastAsia="Calibri" w:hAnsi="Calibri" w:cs="Calibri"/>
-          <w:b/>
-          <w:bCs/>
-          <w:sz w:val="23"/>
-          <w:szCs w:val="23"/>
-        </w:rPr>
-        <w:t>CC No. 52.705.312</w:t>
-      </w:r>
-      <w:r>
-        <w:rPr>
-          <w:rFonts w:ascii="Calibri" w:eastAsia="Calibri" w:hAnsi="Calibri" w:cs="Calibri"/>
-          <w:sz w:val="23"/>
-          <w:szCs w:val="23"/>
-        </w:rPr>
-        <w:t xml:space="preserve"> y quien actúa en representación de </w:t>
-      </w:r>
-      <w:r>
-        <w:rPr>
-          <w:rFonts w:ascii="Calibri" w:eastAsia="Calibri" w:hAnsi="Calibri" w:cs="Calibri"/>
-          <w:b/>
-          <w:bCs/>
-          <w:sz w:val="23"/>
-          <w:szCs w:val="23"/>
-        </w:rPr>
-        <w:t>DIACO S.A.,</w:t>
-      </w:r>
-      <w:r>
-        <w:rPr>
-          <w:rFonts w:ascii="Calibri" w:eastAsia="Calibri" w:hAnsi="Calibri" w:cs="Calibri"/>
-          <w:sz w:val="23"/>
-          <w:szCs w:val="23"/>
-        </w:rPr>
-        <w:t xml:space="preserve"> con el fin de suscribir un acuerdo provisto de las siguientes cláusulas:</w:t>
-      </w:r>
-    </w:p>
-    <w:p>
-      <w:pPr>
-        <w:spacing w:line="240" w:lineRule="auto"/>
-        <w:jc w:val="both"/>
-        <w:rPr>
-          <w:rFonts w:ascii="Calibri" w:eastAsia="Calibri" w:hAnsi="Calibri" w:cs="Calibri"/>
-          <w:sz w:val="23"/>
-          <w:szCs w:val="23"/>
-        </w:rPr>
-      </w:pPr>
-    </w:p>
-    <w:p>
-      <w:pPr>
-        <w:spacing w:line="240" w:lineRule="auto"/>
-        <w:jc w:val="both"/>
-        <w:rPr>
-          <w:rFonts w:ascii="Calibri" w:eastAsia="Calibri" w:hAnsi="Calibri" w:cs="Calibri"/>
-          <w:sz w:val="23"/>
-          <w:szCs w:val="23"/>
-        </w:rPr>
-      </w:pPr>
-      <w:r>
-        <w:rPr>
-          <w:rFonts w:ascii="Calibri" w:eastAsia="Calibri" w:hAnsi="Calibri" w:cs="Calibri"/>
-          <w:b/>
-          <w:bCs/>
-          <w:sz w:val="23"/>
-          <w:szCs w:val="23"/>
-        </w:rPr>
-        <w:t>PRIMERA:</w:t>
-      </w:r>
-      <w:r>
-        <w:rPr>
-          <w:rFonts w:ascii="Calibri" w:eastAsia="Calibri" w:hAnsi="Calibri" w:cs="Calibri"/>
-          <w:sz w:val="23"/>
-          <w:szCs w:val="23"/>
-        </w:rPr>
-        <w:t xml:space="preserve"> El empleador de mera liberalidad y como parte de su política de bienestar otorga al trabajador un   auxilio de alimentación. </w:t>
-      </w:r>
-    </w:p>
-    <w:p>
-      <w:pPr>
-        <w:spacing w:line="240" w:lineRule="auto"/>
-        <w:jc w:val="both"/>
-        <w:rPr>
-          <w:rFonts w:ascii="Calibri" w:eastAsia="Calibri" w:hAnsi="Calibri" w:cs="Calibri"/>
-          <w:sz w:val="23"/>
-          <w:szCs w:val="23"/>
-        </w:rPr>
-      </w:pPr>
-    </w:p>
-    <w:p>
-      <w:pPr>
-        <w:spacing w:line="240" w:lineRule="auto"/>
-        <w:jc w:val="both"/>
-        <w:rPr>
-          <w:rFonts w:ascii="Calibri" w:eastAsia="Calibri" w:hAnsi="Calibri" w:cs="Calibri"/>
-          <w:color w:val="FF0000"/>
-          <w:sz w:val="23"/>
-          <w:szCs w:val="23"/>
-        </w:rPr>
-      </w:pPr>
-      <w:r>
-        <w:rPr>
-          <w:rFonts w:ascii="Calibri" w:eastAsia="Calibri" w:hAnsi="Calibri" w:cs="Calibri"/>
-          <w:sz w:val="23"/>
-          <w:szCs w:val="23"/>
-        </w:rPr>
-        <w:t xml:space="preserve">Con esta finalidad, las partes han convenido que por cada día laborado el trabajador recibe un valor de </w:t>
-      </w:r>
-      <w:r>
-        <w:rPr>
-          <w:rStyle w:val="Textoennegrita"/>
-        </w:rPr>
-        <w:t>QUINCE MIL PESOS 00/100 MCTE. ($15.000,00</w:t>
-      </w:r>
-      <w:r>
-        <w:rPr>
-          <w:rStyle w:val="Textoennegrita"/>
-        </w:rPr>
-        <w:t xml:space="preserve">) </w:t>
-      </w:r>
-      <w:bookmarkStart w:id="0" w:name="_GoBack"/>
-      <w:bookmarkEnd w:id="0"/>
-      <w:r>
-        <w:rPr>
-          <w:rFonts w:ascii="Calibri" w:eastAsia="Calibri" w:hAnsi="Calibri" w:cs="Calibri"/>
-          <w:sz w:val="23"/>
-          <w:szCs w:val="23"/>
-        </w:rPr>
-        <w:t xml:space="preserve">por día trabajado, por medio de una tarjeta recargable con la cual podrá acceder a comprar alimentos en los establecimientos que tengan y acepten el convenio con la entidad expendedora de las tarjetas. </w:t>
-      </w:r>
-    </w:p>
-    <w:p>
-      <w:pPr>
-        <w:spacing w:line="240" w:lineRule="auto"/>
-        <w:jc w:val="both"/>
-        <w:rPr>
-          <w:rFonts w:ascii="Calibri" w:eastAsia="Calibri" w:hAnsi="Calibri" w:cs="Calibri"/>
-          <w:color w:val="FF0000"/>
-          <w:sz w:val="23"/>
-          <w:szCs w:val="23"/>
-        </w:rPr>
-      </w:pPr>
-    </w:p>
-    <w:p>
-      <w:pPr>
-        <w:spacing w:line="240" w:lineRule="auto"/>
-        <w:jc w:val="both"/>
-        <w:rPr>
-          <w:rFonts w:ascii="Calibri" w:eastAsia="Calibri" w:hAnsi="Calibri" w:cs="Calibri"/>
-          <w:sz w:val="23"/>
-          <w:szCs w:val="23"/>
-        </w:rPr>
-      </w:pPr>
-      <w:r>
-        <w:rPr>
-          <w:rFonts w:ascii="Calibri" w:eastAsia="Calibri" w:hAnsi="Calibri" w:cs="Calibri"/>
-          <w:b/>
-          <w:bCs/>
-          <w:sz w:val="23"/>
-          <w:szCs w:val="23"/>
-        </w:rPr>
-        <w:t>SEGUNDA:</w:t>
-      </w:r>
-      <w:r>
-        <w:rPr>
-          <w:rFonts w:ascii="Calibri" w:eastAsia="Calibri" w:hAnsi="Calibri" w:cs="Calibri"/>
-          <w:sz w:val="23"/>
-          <w:szCs w:val="23"/>
-        </w:rPr>
-        <w:t xml:space="preserve"> Las partes convienen y así lo hacen constar que el beneficio extralegal que mediante este acuerdo se otorga, en tanto constituye un subsidio de alimentación que no tiene por finalidad retribuir de manera directa el servicio, no constituye salario para ningún efecto legal conforme a lo estipulado en el artículo 15 de la Ley 50 de 1990. </w:t>
-      </w:r>
-    </w:p>
-    <w:p>
-      <w:pPr>
-        <w:spacing w:line="240" w:lineRule="auto"/>
-        <w:jc w:val="both"/>
-        <w:rPr>
-          <w:rFonts w:ascii="Calibri" w:eastAsia="Calibri" w:hAnsi="Calibri" w:cs="Calibri"/>
-          <w:sz w:val="23"/>
-          <w:szCs w:val="23"/>
-        </w:rPr>
-      </w:pPr>
-    </w:p>
-    <w:p>
-      <w:pPr>
-        <w:spacing w:line="240" w:lineRule="auto"/>
-        <w:jc w:val="both"/>
-        <w:rPr>
-          <w:rFonts w:ascii="Calibri" w:eastAsia="Calibri" w:hAnsi="Calibri" w:cs="Calibri"/>
-          <w:sz w:val="23"/>
-          <w:szCs w:val="23"/>
-        </w:rPr>
-      </w:pPr>
-      <w:r>
-        <w:rPr>
-          <w:rFonts w:ascii="Calibri" w:eastAsia="Calibri" w:hAnsi="Calibri" w:cs="Calibri"/>
-          <w:b/>
-          <w:bCs/>
-          <w:sz w:val="23"/>
-          <w:szCs w:val="23"/>
         </w:rPr>
         <w:t>TERCERA:</w:t>
       </w:r>
       <w:r>
         <w:rPr>
-          <w:rFonts w:ascii="Calibri" w:eastAsia="Calibri" w:hAnsi="Calibri" w:cs="Calibri"/>
-          <w:sz w:val="23"/>
-          <w:szCs w:val="23"/>
+          <w:rFonts w:ascii="Calibri Light" w:eastAsia="Calibri" w:hAnsi="Calibri Light" w:cs="Calibri Light"/>
         </w:rPr>
         <w:t xml:space="preserve"> Las partes declaran y así lo hacen constar que el presente beneficio, en tanto deriva de la mera liberalidad de la empresa, podrá ser modificado o eliminado de manera unilateral por la compañía cuando las necesidades así lo ameriten, sin que por ello se entienda desmejora en las condiciones del trabajador.</w:t>
       </w:r>
@@ -456,27 +329,21 @@
         <w:spacing w:line="240" w:lineRule="auto"/>
         <w:jc w:val="both"/>
         <w:rPr>
-          <w:rFonts w:ascii="Calibri" w:eastAsia="Calibri" w:hAnsi="Calibri" w:cs="Calibri"/>
-          <w:sz w:val="23"/>
-          <w:szCs w:val="23"/>
-        </w:rPr>
-      </w:pPr>
-    </w:p>
-    <w:p>
-      <w:pPr>
-        <w:spacing w:line="240" w:lineRule="auto"/>
-        <w:jc w:val="both"/>
-        <w:rPr>
-          <w:rFonts w:ascii="Calibri" w:eastAsia="Calibri" w:hAnsi="Calibri" w:cs="Calibri"/>
-          <w:sz w:val="23"/>
-          <w:szCs w:val="23"/>
-        </w:rPr>
-      </w:pPr>
-      <w:r>
-        <w:rPr>
-          <w:rFonts w:ascii="Calibri" w:eastAsia="Calibri" w:hAnsi="Calibri" w:cs="Calibri"/>
-          <w:sz w:val="23"/>
-          <w:szCs w:val="23"/>
+          <w:rFonts w:ascii="Calibri Light" w:eastAsia="Calibri" w:hAnsi="Calibri Light" w:cs="Calibri Light"/>
+        </w:rPr>
+      </w:pPr>
+    </w:p>
+    <w:p>
+      <w:pPr>
+        <w:spacing w:line="240" w:lineRule="auto"/>
+        <w:jc w:val="both"/>
+        <w:rPr>
+          <w:rFonts w:ascii="Calibri Light" w:eastAsia="Calibri" w:hAnsi="Calibri Light" w:cs="Calibri Light"/>
+        </w:rPr>
+      </w:pPr>
+      <w:r>
+        <w:rPr>
+          <w:rFonts w:ascii="Calibri Light" w:eastAsia="Calibri" w:hAnsi="Calibri Light" w:cs="Calibri Light"/>
         </w:rPr>
         <w:t>Ratifico que, desde el primer pago recibido por concepto de auxilio de alimentación, este fue pactado como no salarial por las partes.</w:t>
       </w:r>
@@ -486,48 +353,36 @@
         <w:spacing w:line="240" w:lineRule="auto"/>
         <w:jc w:val="both"/>
         <w:rPr>
-          <w:rFonts w:ascii="Calibri" w:eastAsia="Calibri" w:hAnsi="Calibri" w:cs="Calibri"/>
-          <w:sz w:val="23"/>
-          <w:szCs w:val="23"/>
-        </w:rPr>
-      </w:pPr>
-    </w:p>
-    <w:p>
-      <w:pPr>
-        <w:spacing w:line="240" w:lineRule="auto"/>
-        <w:jc w:val="both"/>
-        <w:rPr>
-          <w:rFonts w:ascii="Calibri" w:eastAsia="Calibri" w:hAnsi="Calibri" w:cs="Calibri"/>
-          <w:sz w:val="23"/>
-          <w:szCs w:val="23"/>
-        </w:rPr>
-      </w:pPr>
-    </w:p>
-    <w:p>
-      <w:pPr>
-        <w:spacing w:line="240" w:lineRule="auto"/>
-        <w:jc w:val="both"/>
-        <w:rPr>
-          <w:rFonts w:ascii="Calibri" w:eastAsia="Calibri" w:hAnsi="Calibri" w:cs="Calibri"/>
-          <w:sz w:val="23"/>
-          <w:szCs w:val="23"/>
-        </w:rPr>
-      </w:pPr>
-      <w:r>
-        <w:rPr>
-          <w:rFonts w:ascii="Calibri" w:eastAsia="Calibri" w:hAnsi="Calibri" w:cs="Calibri"/>
-          <w:sz w:val="23"/>
-          <w:szCs w:val="23"/>
+          <w:rFonts w:ascii="Calibri Light" w:eastAsia="Calibri" w:hAnsi="Calibri Light" w:cs="Calibri Light"/>
+        </w:rPr>
+      </w:pPr>
+    </w:p>
+    <w:p>
+      <w:pPr>
+        <w:spacing w:line="240" w:lineRule="auto"/>
+        <w:jc w:val="both"/>
+        <w:rPr>
+          <w:rFonts w:ascii="Calibri Light" w:eastAsia="Calibri" w:hAnsi="Calibri Light" w:cs="Calibri Light"/>
+        </w:rPr>
+      </w:pPr>
+    </w:p>
+    <w:p>
+      <w:pPr>
+        <w:spacing w:line="240" w:lineRule="auto"/>
+        <w:jc w:val="both"/>
+        <w:rPr>
+          <w:rFonts w:ascii="Calibri Light" w:eastAsia="Calibri" w:hAnsi="Calibri Light" w:cs="Calibri Light"/>
+        </w:rPr>
+      </w:pPr>
+      <w:r>
+        <w:rPr>
+          <w:rFonts w:ascii="Calibri Light" w:eastAsia="Calibri" w:hAnsi="Calibri Light" w:cs="Calibri Light"/>
         </w:rPr>
         <w:t xml:space="preserve">En constancia se firma en la ciudad de </w:t>
       </w:r>
       <w:r>
         <w:rPr>
-          <w:rFonts w:ascii="Calibri" w:eastAsia="Calibri" w:hAnsi="Calibri" w:cs="Calibri"/>
-          <w:b/>
-          <w:bCs/>
-          <w:sz w:val="23"/>
-          <w:szCs w:val="23"/>
+          <w:rFonts w:ascii="Calibri Light" w:eastAsia="Calibri" w:hAnsi="Calibri Light" w:cs="Calibri Light"/>
           <w:lang w:val="es-ES"/>
         </w:rPr>
         <w:t>[[</w:t>
@@ -535,22 +390,14 @@
       <w:proofErr w:type="spellStart"/>
       <w:r>
         <w:rPr>
-          <w:rFonts w:ascii="Calibri" w:eastAsia="Calibri" w:hAnsi="Calibri" w:cs="Calibri"/>
-          <w:b/>
-          <w:bCs/>
-          <w:sz w:val="23"/>
-          <w:szCs w:val="23"/>
+          <w:rFonts w:ascii="Calibri Light" w:eastAsia="Calibri" w:hAnsi="Calibri Light" w:cs="Calibri Light"/>
           <w:lang w:val="es-ES"/>
         </w:rPr>
         <w:t>Ciudad</w:t>
       </w:r>
       <w:r>
         <w:rPr>
-          <w:rFonts w:ascii="Calibri" w:eastAsia="Calibri" w:hAnsi="Calibri" w:cs="Calibri"/>
-          <w:b/>
-          <w:bCs/>
-          <w:sz w:val="23"/>
-          <w:szCs w:val="23"/>
+          <w:rFonts w:ascii="Calibri Light" w:eastAsia="Calibri" w:hAnsi="Calibri Light" w:cs="Calibri Light"/>
           <w:lang w:val="es-ES"/>
         </w:rPr>
         <w:t>Firma</w:t>
@@ -558,64 +405,30 @@
       <w:proofErr w:type="spellEnd"/>
       <w:r>
         <w:rPr>
-          <w:rFonts w:ascii="Calibri" w:eastAsia="Calibri" w:hAnsi="Calibri" w:cs="Calibri"/>
-          <w:b/>
-          <w:bCs/>
-          <w:sz w:val="23"/>
-          <w:szCs w:val="23"/>
+          <w:rFonts w:ascii="Calibri Light" w:eastAsia="Calibri" w:hAnsi="Calibri Light" w:cs="Calibri Light"/>
+          <w:lang w:val="es-ES"/>
+        </w:rPr>
+        <w:t>]] a los [[</w:t>
+      </w:r>
+      <w:proofErr w:type="spellStart"/>
+      <w:r>
+        <w:rPr>
+          <w:rFonts w:ascii="Calibri Light" w:eastAsia="Calibri" w:hAnsi="Calibri Light" w:cs="Calibri Light"/>
+          <w:lang w:val="es-ES"/>
+        </w:rPr>
+        <w:t>FechaLarga</w:t>
+      </w:r>
+      <w:proofErr w:type="spellEnd"/>
+      <w:r>
+        <w:rPr>
+          <w:rFonts w:ascii="Calibri Light" w:eastAsia="Calibri" w:hAnsi="Calibri Light" w:cs="Calibri Light"/>
           <w:lang w:val="es-ES"/>
         </w:rPr>
         <w:t>]]</w:t>
       </w:r>
       <w:r>
         <w:rPr>
-          <w:rFonts w:ascii="Calibri" w:eastAsia="Calibri" w:hAnsi="Calibri" w:cs="Calibri"/>
-          <w:sz w:val="23"/>
-          <w:szCs w:val="23"/>
-          <w:lang w:val="es-ES"/>
-        </w:rPr>
-        <w:t xml:space="preserve"> a los </w:t>
-      </w:r>
-      <w:r>
-        <w:rPr>
-          <w:rFonts w:ascii="Calibri" w:eastAsia="Calibri" w:hAnsi="Calibri" w:cs="Calibri"/>
-          <w:b/>
-          <w:bCs/>
-          <w:sz w:val="23"/>
-          <w:szCs w:val="23"/>
-          <w:lang w:val="es-ES"/>
-        </w:rPr>
-        <w:t>[[</w:t>
-      </w:r>
-      <w:proofErr w:type="spellStart"/>
-      <w:r>
-        <w:rPr>
-          <w:rFonts w:ascii="Calibri" w:eastAsia="Calibri" w:hAnsi="Calibri" w:cs="Calibri"/>
-          <w:b/>
-          <w:bCs/>
-          <w:sz w:val="23"/>
-          <w:szCs w:val="23"/>
-          <w:lang w:val="es-ES"/>
-        </w:rPr>
-        <w:t>FechaLarga</w:t>
-      </w:r>
-      <w:proofErr w:type="spellEnd"/>
-      <w:r>
-        <w:rPr>
-          <w:rFonts w:ascii="Calibri" w:eastAsia="Calibri" w:hAnsi="Calibri" w:cs="Calibri"/>
-          <w:b/>
-          <w:bCs/>
-          <w:sz w:val="23"/>
-          <w:szCs w:val="23"/>
-          <w:lang w:val="es-ES"/>
-        </w:rPr>
-        <w:t>]]</w:t>
-      </w:r>
-      <w:r>
-        <w:rPr>
-          <w:rFonts w:ascii="Calibri" w:eastAsia="Calibri" w:hAnsi="Calibri" w:cs="Calibri"/>
-          <w:sz w:val="23"/>
-          <w:szCs w:val="23"/>
+          <w:rFonts w:ascii="Calibri Light" w:eastAsia="Calibri" w:hAnsi="Calibri Light" w:cs="Calibri Light"/>
         </w:rPr>
         <w:t>.</w:t>
       </w:r>
@@ -625,75 +438,61 @@
         <w:spacing w:line="240" w:lineRule="auto"/>
         <w:jc w:val="both"/>
         <w:rPr>
-          <w:rFonts w:ascii="Calibri" w:eastAsia="Calibri" w:hAnsi="Calibri" w:cs="Calibri"/>
-          <w:sz w:val="23"/>
-          <w:szCs w:val="23"/>
-        </w:rPr>
-      </w:pPr>
-    </w:p>
-    <w:p>
-      <w:pPr>
-        <w:spacing w:line="240" w:lineRule="auto"/>
-        <w:jc w:val="both"/>
-        <w:rPr>
-          <w:rFonts w:ascii="Calibri" w:eastAsia="Calibri" w:hAnsi="Calibri" w:cs="Calibri"/>
-          <w:sz w:val="23"/>
-          <w:szCs w:val="23"/>
-        </w:rPr>
-      </w:pPr>
-    </w:p>
-    <w:p>
-      <w:pPr>
-        <w:spacing w:line="240" w:lineRule="auto"/>
-        <w:jc w:val="both"/>
-        <w:rPr>
-          <w:rFonts w:ascii="Calibri" w:eastAsia="Calibri" w:hAnsi="Calibri" w:cs="Calibri"/>
-          <w:sz w:val="23"/>
-          <w:szCs w:val="23"/>
-        </w:rPr>
-      </w:pPr>
-    </w:p>
-    <w:p>
-      <w:pPr>
-        <w:spacing w:line="240" w:lineRule="auto"/>
-        <w:jc w:val="both"/>
-        <w:rPr>
-          <w:rFonts w:ascii="Calibri" w:eastAsia="Calibri" w:hAnsi="Calibri" w:cs="Calibri"/>
-          <w:sz w:val="23"/>
-          <w:szCs w:val="23"/>
-        </w:rPr>
-      </w:pPr>
-    </w:p>
-    <w:p>
-      <w:pPr>
-        <w:spacing w:line="240" w:lineRule="auto"/>
-        <w:jc w:val="both"/>
-        <w:rPr>
-          <w:rFonts w:ascii="Calibri" w:eastAsia="Calibri" w:hAnsi="Calibri" w:cs="Calibri"/>
-          <w:sz w:val="23"/>
-          <w:szCs w:val="23"/>
-        </w:rPr>
-      </w:pPr>
-    </w:p>
-    <w:p>
-      <w:pPr>
-        <w:spacing w:line="240" w:lineRule="auto"/>
-        <w:jc w:val="both"/>
-        <w:rPr>
-          <w:rFonts w:ascii="Calibri" w:eastAsia="Calibri" w:hAnsi="Calibri" w:cs="Calibri"/>
-          <w:sz w:val="23"/>
-          <w:szCs w:val="23"/>
-        </w:rPr>
-      </w:pPr>
-    </w:p>
-    <w:p>
-      <w:pPr>
-        <w:spacing w:line="240" w:lineRule="auto"/>
-        <w:jc w:val="both"/>
-        <w:rPr>
-          <w:rFonts w:ascii="Calibri" w:eastAsia="Calibri" w:hAnsi="Calibri" w:cs="Calibri"/>
-          <w:sz w:val="23"/>
-          <w:szCs w:val="23"/>
+          <w:rFonts w:ascii="Calibri Light" w:eastAsia="Calibri" w:hAnsi="Calibri Light" w:cs="Calibri Light"/>
+        </w:rPr>
+      </w:pPr>
+    </w:p>
+    <w:p>
+      <w:pPr>
+        <w:spacing w:line="240" w:lineRule="auto"/>
+        <w:jc w:val="both"/>
+        <w:rPr>
+          <w:rFonts w:ascii="Calibri Light" w:eastAsia="Calibri" w:hAnsi="Calibri Light" w:cs="Calibri Light"/>
+        </w:rPr>
+      </w:pPr>
+    </w:p>
+    <w:p>
+      <w:pPr>
+        <w:spacing w:line="240" w:lineRule="auto"/>
+        <w:jc w:val="both"/>
+        <w:rPr>
+          <w:rFonts w:ascii="Calibri Light" w:eastAsia="Calibri" w:hAnsi="Calibri Light" w:cs="Calibri Light"/>
+        </w:rPr>
+      </w:pPr>
+    </w:p>
+    <w:p>
+      <w:pPr>
+        <w:spacing w:line="240" w:lineRule="auto"/>
+        <w:jc w:val="both"/>
+        <w:rPr>
+          <w:rFonts w:ascii="Calibri Light" w:eastAsia="Calibri" w:hAnsi="Calibri Light" w:cs="Calibri Light"/>
+        </w:rPr>
+      </w:pPr>
+    </w:p>
+    <w:p>
+      <w:pPr>
+        <w:spacing w:line="240" w:lineRule="auto"/>
+        <w:jc w:val="both"/>
+        <w:rPr>
+          <w:rFonts w:ascii="Calibri Light" w:eastAsia="Calibri" w:hAnsi="Calibri Light" w:cs="Calibri Light"/>
+        </w:rPr>
+      </w:pPr>
+    </w:p>
+    <w:p>
+      <w:pPr>
+        <w:spacing w:line="240" w:lineRule="auto"/>
+        <w:jc w:val="both"/>
+        <w:rPr>
+          <w:rFonts w:ascii="Calibri Light" w:eastAsia="Calibri" w:hAnsi="Calibri Light" w:cs="Calibri Light"/>
+        </w:rPr>
+      </w:pPr>
+    </w:p>
+    <w:p>
+      <w:pPr>
+        <w:spacing w:line="240" w:lineRule="auto"/>
+        <w:jc w:val="both"/>
+        <w:rPr>
+          <w:rFonts w:ascii="Calibri Light" w:eastAsia="Calibri" w:hAnsi="Calibri Light" w:cs="Calibri Light"/>
         </w:rPr>
       </w:pPr>
     </w:p>
@@ -720,58 +519,46 @@
         </w:tabs>
         <w:spacing w:line="240" w:lineRule="auto"/>
         <w:rPr>
-          <w:rFonts w:ascii="Calibri" w:eastAsia="Calibri" w:hAnsi="Calibri" w:cs="Calibri"/>
-          <w:sz w:val="23"/>
-          <w:szCs w:val="23"/>
-        </w:rPr>
-      </w:pPr>
-    </w:p>
-    <w:p>
-      <w:pPr>
-        <w:spacing w:line="240" w:lineRule="auto"/>
-        <w:rPr>
-          <w:rFonts w:ascii="Calibri" w:eastAsia="Calibri" w:hAnsi="Calibri" w:cs="Calibri"/>
-          <w:sz w:val="23"/>
-          <w:szCs w:val="23"/>
-        </w:rPr>
-      </w:pPr>
-      <w:r>
-        <w:rPr>
-          <w:rFonts w:ascii="Calibri" w:eastAsia="Calibri" w:hAnsi="Calibri" w:cs="Calibri"/>
+          <w:rFonts w:ascii="Calibri Light" w:eastAsia="Calibri" w:hAnsi="Calibri Light" w:cs="Calibri Light"/>
+        </w:rPr>
+      </w:pPr>
+    </w:p>
+    <w:p>
+      <w:pPr>
+        <w:spacing w:line="240" w:lineRule="auto"/>
+        <w:rPr>
+          <w:rFonts w:ascii="Calibri Light" w:eastAsia="Calibri" w:hAnsi="Calibri Light" w:cs="Calibri Light"/>
+        </w:rPr>
+      </w:pPr>
+      <w:r>
+        <w:rPr>
+          <w:rFonts w:ascii="Calibri Light" w:eastAsia="Calibri" w:hAnsi="Calibri Light" w:cs="Calibri Light"/>
           <w:b/>
           <w:bCs/>
-          <w:sz w:val="23"/>
-          <w:szCs w:val="23"/>
         </w:rPr>
         <w:t>LAURA CRISTINA CERÓN MUÑOZ</w:t>
       </w:r>
       <w:r>
         <w:rPr>
-          <w:rFonts w:ascii="Calibri" w:eastAsia="Calibri" w:hAnsi="Calibri" w:cs="Calibri"/>
+          <w:rFonts w:ascii="Calibri Light" w:eastAsia="Calibri" w:hAnsi="Calibri Light" w:cs="Calibri Light"/>
           <w:b/>
           <w:bCs/>
-          <w:sz w:val="23"/>
-          <w:szCs w:val="23"/>
         </w:rPr>
         <w:tab/>
       </w:r>
       <w:r>
         <w:rPr>
-          <w:rFonts w:ascii="Calibri" w:eastAsia="Calibri" w:hAnsi="Calibri" w:cs="Calibri"/>
+          <w:rFonts w:ascii="Calibri Light" w:eastAsia="Calibri" w:hAnsi="Calibri Light" w:cs="Calibri Light"/>
           <w:b/>
           <w:bCs/>
-          <w:sz w:val="23"/>
-          <w:szCs w:val="23"/>
         </w:rPr>
         <w:tab/>
       </w:r>
       <w:r>
         <w:rPr>
-          <w:rFonts w:ascii="Consolas" w:eastAsia="Consolas" w:hAnsi="Consolas" w:cs="Consolas"/>
+          <w:rFonts w:ascii="Calibri Light" w:eastAsia="Consolas" w:hAnsi="Calibri Light" w:cs="Calibri Light"/>
           <w:b/>
           <w:bCs/>
-          <w:sz w:val="21"/>
-          <w:szCs w:val="21"/>
         </w:rPr>
         <w:t>[[Nombre]]</w:t>
       </w:r>
@@ -780,84 +567,71 @@
       <w:pPr>
         <w:spacing w:line="240" w:lineRule="auto"/>
         <w:rPr>
-          <w:rFonts w:ascii="Calibri" w:eastAsia="Calibri" w:hAnsi="Calibri" w:cs="Calibri"/>
+          <w:rFonts w:ascii="Calibri Light" w:eastAsia="Calibri" w:hAnsi="Calibri Light" w:cs="Calibri Light"/>
+          <w:lang w:val="en-US"/>
+        </w:rPr>
+      </w:pPr>
+      <w:r>
+        <w:rPr>
+          <w:rFonts w:ascii="Calibri Light" w:eastAsia="Calibri" w:hAnsi="Calibri Light" w:cs="Calibri Light"/>
+          <w:lang w:val="en-US"/>
+        </w:rPr>
+        <w:t>C.C. No. 52.705.312</w:t>
+      </w:r>
+      <w:r>
+        <w:rPr>
+          <w:rFonts w:ascii="Calibri Light" w:eastAsia="Calibri" w:hAnsi="Calibri Light" w:cs="Calibri Light"/>
+          <w:lang w:val="en-US"/>
+        </w:rPr>
+        <w:tab/>
+      </w:r>
+      <w:r>
+        <w:rPr>
+          <w:rFonts w:ascii="Calibri Light" w:eastAsia="Calibri" w:hAnsi="Calibri Light" w:cs="Calibri Light"/>
+          <w:lang w:val="en-US"/>
+        </w:rPr>
+        <w:tab/>
+      </w:r>
+      <w:r>
+        <w:rPr>
+          <w:rFonts w:ascii="Calibri Light" w:eastAsia="Calibri" w:hAnsi="Calibri Light" w:cs="Calibri Light"/>
+          <w:lang w:val="en-US"/>
+        </w:rPr>
+        <w:tab/>
+      </w:r>
+      <w:r>
+        <w:rPr>
+          <w:rFonts w:ascii="Calibri Light" w:eastAsia="Calibri" w:hAnsi="Calibri Light" w:cs="Calibri Light"/>
+          <w:lang w:val="en-US"/>
+        </w:rPr>
+        <w:tab/>
+        <w:t xml:space="preserve">C.C. </w:t>
+      </w:r>
+      <w:r>
+        <w:rPr>
+          <w:rFonts w:ascii="Calibri Light" w:eastAsia="Consolas" w:hAnsi="Calibri Light" w:cs="Calibri Light"/>
+          <w:b/>
+          <w:bCs/>
+          <w:lang w:val="en-US"/>
+        </w:rPr>
+        <w:t>[[Cedula]]</w:t>
+      </w:r>
+    </w:p>
+    <w:p>
+      <w:pPr>
+        <w:spacing w:line="240" w:lineRule="auto"/>
+        <w:rPr>
+          <w:rFonts w:asciiTheme="majorHAnsi" w:eastAsia="Calibri" w:hAnsiTheme="majorHAnsi" w:cstheme="majorHAnsi"/>
           <w:sz w:val="23"/>
           <w:szCs w:val="23"/>
           <w:lang w:val="en-US"/>
         </w:rPr>
       </w:pPr>
-      <w:r>
-        <w:rPr>
-          <w:rFonts w:ascii="Calibri" w:eastAsia="Calibri" w:hAnsi="Calibri" w:cs="Calibri"/>
-          <w:sz w:val="24"/>
-          <w:szCs w:val="24"/>
-          <w:lang w:val="en-US"/>
-        </w:rPr>
-        <w:t>C.C. No. 52.705.312</w:t>
-      </w:r>
-      <w:r>
-        <w:rPr>
-          <w:rFonts w:ascii="Calibri" w:eastAsia="Calibri" w:hAnsi="Calibri" w:cs="Calibri"/>
-          <w:sz w:val="23"/>
-          <w:szCs w:val="23"/>
-          <w:lang w:val="en-US"/>
-        </w:rPr>
-        <w:tab/>
-      </w:r>
-      <w:r>
-        <w:rPr>
-          <w:rFonts w:ascii="Calibri" w:eastAsia="Calibri" w:hAnsi="Calibri" w:cs="Calibri"/>
-          <w:sz w:val="23"/>
-          <w:szCs w:val="23"/>
-          <w:lang w:val="en-US"/>
-        </w:rPr>
-        <w:tab/>
-      </w:r>
-      <w:r>
-        <w:rPr>
-          <w:rFonts w:ascii="Calibri" w:eastAsia="Calibri" w:hAnsi="Calibri" w:cs="Calibri"/>
-          <w:sz w:val="23"/>
-          <w:szCs w:val="23"/>
-          <w:lang w:val="en-US"/>
-        </w:rPr>
-        <w:tab/>
-      </w:r>
-      <w:r>
-        <w:rPr>
-          <w:rFonts w:ascii="Calibri" w:eastAsia="Calibri" w:hAnsi="Calibri" w:cs="Calibri"/>
-          <w:sz w:val="23"/>
-          <w:szCs w:val="23"/>
-          <w:lang w:val="en-US"/>
-        </w:rPr>
-        <w:tab/>
-        <w:t xml:space="preserve"> C.C. </w:t>
-      </w:r>
-      <w:r>
-        <w:rPr>
-          <w:rFonts w:ascii="Consolas" w:eastAsia="Consolas" w:hAnsi="Consolas" w:cs="Consolas"/>
-          <w:b/>
-          <w:bCs/>
-          <w:sz w:val="21"/>
-          <w:szCs w:val="21"/>
-          <w:lang w:val="en-US"/>
-        </w:rPr>
-        <w:t>[[Cedula]]</w:t>
-      </w:r>
-    </w:p>
-    <w:p>
-      <w:pPr>
-        <w:spacing w:line="240" w:lineRule="auto"/>
-        <w:rPr>
-          <w:rFonts w:ascii="Calibri" w:eastAsia="Calibri" w:hAnsi="Calibri" w:cs="Calibri"/>
-          <w:sz w:val="23"/>
-          <w:szCs w:val="23"/>
-          <w:lang w:val="en-US"/>
-        </w:rPr>
-      </w:pPr>
-    </w:p>
-    <w:p>
-      <w:pPr>
-        <w:rPr>
+    </w:p>
+    <w:p>
+      <w:pPr>
+        <w:rPr>
+          <w:rFonts w:asciiTheme="majorHAnsi" w:hAnsiTheme="majorHAnsi" w:cstheme="majorHAnsi"/>
           <w:lang w:val="en-US"/>
         </w:rPr>
       </w:pPr>
@@ -873,7 +647,7 @@
 </file>
 
 <file path=word/styles.xml><?xml version="1.0" encoding="utf-8"?>
-<w:styles xmlns:mc="http://schemas.openxmlformats.org/markup-compatibility/2006" xmlns:r="http://schemas.openxmlformats.org/officeDocument/2006/relationships" xmlns:w="http://schemas.openxmlformats.org/wordprocessingml/2006/main" xmlns:w14="http://schemas.microsoft.com/office/word/2010/wordml" xmlns:w15="http://schemas.microsoft.com/office/word/2012/wordml" xmlns:w16cid="http://schemas.microsoft.com/office/word/2016/wordml/cid" xmlns:w16se="http://schemas.microsoft.com/office/word/2015/wordml/symex" mc:Ignorable="w14 w15 w16se w16cid">
+<w:styles xmlns:mc="http://schemas.openxmlformats.org/markup-compatibility/2006" xmlns:r="http://schemas.openxmlformats.org/officeDocument/2006/relationships" xmlns:w="http://schemas.openxmlformats.org/wordprocessingml/2006/main" xmlns:w14="http://schemas.microsoft.com/office/word/2010/wordml" xmlns:w15="http://schemas.microsoft.com/office/word/2012/wordml" xmlns:w16cex="http://schemas.microsoft.com/office/word/2018/wordml/cex" xmlns:w16cid="http://schemas.microsoft.com/office/word/2016/wordml/cid" xmlns:w16="http://schemas.microsoft.com/office/word/2018/wordml" xmlns:w16sdtdh="http://schemas.microsoft.com/office/word/2020/wordml/sdtdatahash" xmlns:w16se="http://schemas.microsoft.com/office/word/2015/wordml/symex" mc:Ignorable="w14 w15 w16se w16cid w16 w16cex w16sdtdh">
   <w:docDefaults>
     <w:rPrDefault>
       <w:rPr>
@@ -889,7 +663,7 @@
       </w:pPr>
     </w:pPrDefault>
   </w:docDefaults>
-  <w:latentStyles w:defLockedState="0" w:defUIPriority="99" w:defSemiHidden="0" w:defUnhideWhenUsed="0" w:defQFormat="0" w:count="375">
+  <w:latentStyles w:defLockedState="0" w:defUIPriority="99" w:defSemiHidden="0" w:defUnhideWhenUsed="0" w:defQFormat="0" w:count="376">
     <w:lsdException w:name="Normal" w:uiPriority="0" w:qFormat="1"/>
     <w:lsdException w:name="heading 1" w:uiPriority="9" w:qFormat="1"/>
     <w:lsdException w:name="heading 2" w:semiHidden="1" w:uiPriority="9" w:unhideWhenUsed="1" w:qFormat="1"/>
@@ -995,7 +769,6 @@
     <w:lsdException w:name="HTML Sample" w:semiHidden="1" w:unhideWhenUsed="1"/>
     <w:lsdException w:name="HTML Typewriter" w:semiHidden="1" w:unhideWhenUsed="1"/>
     <w:lsdException w:name="HTML Variable" w:semiHidden="1" w:unhideWhenUsed="1"/>
-    <w:lsdException w:name="Normal Table" w:semiHidden="1" w:unhideWhenUsed="1"/>
     <w:lsdException w:name="annotation subject" w:semiHidden="1" w:unhideWhenUsed="1"/>
     <w:lsdException w:name="No List" w:semiHidden="1" w:unhideWhenUsed="1"/>
     <w:lsdException w:name="Outline List 1" w:semiHidden="1" w:unhideWhenUsed="1"/>
@@ -1042,10 +815,8 @@
     <w:lsdException w:name="Table Subtle 2" w:semiHidden="1" w:unhideWhenUsed="1"/>
     <w:lsdException w:name="Table Web 1" w:semiHidden="1" w:unhideWhenUsed="1"/>
     <w:lsdException w:name="Table Web 2" w:semiHidden="1" w:unhideWhenUsed="1"/>
-    <w:lsdException w:name="Table Web 3" w:semiHidden="1" w:unhideWhenUsed="1"/>
     <w:lsdException w:name="Balloon Text" w:semiHidden="1" w:unhideWhenUsed="1"/>
     <w:lsdException w:name="Table Grid" w:uiPriority="39"/>
-    <w:lsdException w:name="Table Theme" w:semiHidden="1" w:unhideWhenUsed="1"/>
     <w:lsdException w:name="Placeholder Text" w:semiHidden="1"/>
     <w:lsdException w:name="No Spacing" w:uiPriority="1" w:qFormat="1"/>
     <w:lsdException w:name="Light Shading" w:uiPriority="60"/>
@@ -1265,6 +1036,7 @@
     <w:lsdException w:name="Smart Hyperlink" w:semiHidden="1" w:unhideWhenUsed="1"/>
     <w:lsdException w:name="Hashtag" w:semiHidden="1" w:unhideWhenUsed="1"/>
     <w:lsdException w:name="Unresolved Mention" w:semiHidden="1" w:unhideWhenUsed="1"/>
+    <w:lsdException w:name="Smart Link" w:semiHidden="1" w:unhideWhenUsed="1"/>
   </w:latentStyles>
   <w:style w:type="paragraph" w:default="1" w:styleId="Normal">
     <w:name w:val="Normal"/>

--- a/webapp/templates/word/Otro_Si_Alimentacion_15.docx
+++ b/webapp/templates/word/Otro_Si_Alimentacion_15.docx
@@ -378,35 +378,19 @@
         <w:rPr>
           <w:rFonts w:ascii="Calibri Light" w:eastAsia="Calibri" w:hAnsi="Calibri Light" w:cs="Calibri Light"/>
         </w:rPr>
-        <w:t xml:space="preserve">En constancia se firma en la ciudad de </w:t>
-      </w:r>
-      <w:r>
-        <w:rPr>
-          <w:rFonts w:ascii="Calibri Light" w:eastAsia="Calibri" w:hAnsi="Calibri Light" w:cs="Calibri Light"/>
-          <w:lang w:val="es-ES"/>
-        </w:rPr>
-        <w:t>[[</w:t>
+        <w:t>En constancia se firma en [[</w:t>
       </w:r>
       <w:proofErr w:type="spellStart"/>
       <w:r>
         <w:rPr>
           <w:rFonts w:ascii="Calibri Light" w:eastAsia="Calibri" w:hAnsi="Calibri Light" w:cs="Calibri Light"/>
-          <w:lang w:val="es-ES"/>
-        </w:rPr>
-        <w:t>Ciudad</w:t>
-      </w:r>
-      <w:r>
-        <w:rPr>
-          <w:rFonts w:ascii="Calibri Light" w:eastAsia="Calibri" w:hAnsi="Calibri Light" w:cs="Calibri Light"/>
-          <w:lang w:val="es-ES"/>
-        </w:rPr>
-        <w:t>Firma</w:t>
+        </w:rPr>
+        <w:t>CiudadFirma</w:t>
       </w:r>
       <w:proofErr w:type="spellEnd"/>
       <w:r>
         <w:rPr>
           <w:rFonts w:ascii="Calibri Light" w:eastAsia="Calibri" w:hAnsi="Calibri Light" w:cs="Calibri Light"/>
-          <w:lang w:val="es-ES"/>
         </w:rPr>
         <w:t>]] a los [[</w:t>
       </w:r>
@@ -414,7 +398,6 @@
       <w:r>
         <w:rPr>
           <w:rFonts w:ascii="Calibri Light" w:eastAsia="Calibri" w:hAnsi="Calibri Light" w:cs="Calibri Light"/>
-          <w:lang w:val="es-ES"/>
         </w:rPr>
         <w:t>FechaLarga</w:t>
       </w:r>
@@ -422,25 +405,9 @@
       <w:r>
         <w:rPr>
           <w:rFonts w:ascii="Calibri Light" w:eastAsia="Calibri" w:hAnsi="Calibri Light" w:cs="Calibri Light"/>
-          <w:lang w:val="es-ES"/>
-        </w:rPr>
-        <w:t>]]</w:t>
-      </w:r>
-      <w:r>
-        <w:rPr>
-          <w:rFonts w:ascii="Calibri Light" w:eastAsia="Calibri" w:hAnsi="Calibri Light" w:cs="Calibri Light"/>
-        </w:rPr>
-        <w:t>.</w:t>
-      </w:r>
-    </w:p>
-    <w:p>
-      <w:pPr>
-        <w:spacing w:line="240" w:lineRule="auto"/>
-        <w:jc w:val="both"/>
-        <w:rPr>
-          <w:rFonts w:ascii="Calibri Light" w:eastAsia="Calibri" w:hAnsi="Calibri Light" w:cs="Calibri Light"/>
-        </w:rPr>
-      </w:pPr>
+        </w:rPr>
+        <w:t>]].</w:t>
+      </w:r>
     </w:p>
     <w:p>
       <w:pPr>
@@ -522,6 +489,153 @@
           <w:rFonts w:ascii="Calibri Light" w:eastAsia="Calibri" w:hAnsi="Calibri Light" w:cs="Calibri Light"/>
         </w:rPr>
       </w:pPr>
+      <w:r>
+        <w:rPr>
+          <w:rFonts w:ascii="Calibri Light" w:eastAsia="Calibri" w:hAnsi="Calibri Light" w:cs="Calibri Light"/>
+          <w:noProof/>
+        </w:rPr>
+        <mc:AlternateContent>
+          <mc:Choice Requires="wps">
+            <w:drawing>
+              <wp:anchor distT="0" distB="0" distL="114300" distR="114300" simplePos="0" relativeHeight="251659264" behindDoc="0" locked="0" layoutInCell="1" allowOverlap="1" wp14:anchorId="54A2EB0F" wp14:editId="09208F85">
+                <wp:simplePos x="0" y="0"/>
+                <wp:positionH relativeFrom="column">
+                  <wp:posOffset>2771775</wp:posOffset>
+                </wp:positionH>
+                <wp:positionV relativeFrom="paragraph">
+                  <wp:posOffset>9525</wp:posOffset>
+                </wp:positionV>
+                <wp:extent cx="1943100" cy="0"/>
+                <wp:effectExtent l="38100" t="38100" r="57150" b="95250"/>
+                <wp:wrapNone/>
+                <wp:docPr id="2" name="Conector: angular 2"/>
+                <wp:cNvGraphicFramePr/>
+                <a:graphic xmlns:a="http://schemas.openxmlformats.org/drawingml/2006/main">
+                  <a:graphicData uri="http://schemas.microsoft.com/office/word/2010/wordprocessingShape">
+                    <wps:wsp>
+                      <wps:cNvCnPr/>
+                      <wps:spPr>
+                        <a:xfrm>
+                          <a:off x="0" y="0"/>
+                          <a:ext cx="1943100" cy="0"/>
+                        </a:xfrm>
+                        <a:prstGeom prst="bentConnector3">
+                          <a:avLst/>
+                        </a:prstGeom>
+                        <a:ln w="6350"/>
+                      </wps:spPr>
+                      <wps:style>
+                        <a:lnRef idx="2">
+                          <a:schemeClr val="dk1"/>
+                        </a:lnRef>
+                        <a:fillRef idx="0">
+                          <a:schemeClr val="dk1"/>
+                        </a:fillRef>
+                        <a:effectRef idx="1">
+                          <a:schemeClr val="dk1"/>
+                        </a:effectRef>
+                        <a:fontRef idx="minor">
+                          <a:schemeClr val="tx1"/>
+                        </a:fontRef>
+                      </wps:style>
+                      <wps:bodyPr/>
+                    </wps:wsp>
+                  </a:graphicData>
+                </a:graphic>
+                <wp14:sizeRelH relativeFrom="margin">
+                  <wp14:pctWidth>0</wp14:pctWidth>
+                </wp14:sizeRelH>
+                <wp14:sizeRelV relativeFrom="margin">
+                  <wp14:pctHeight>0</wp14:pctHeight>
+                </wp14:sizeRelV>
+              </wp:anchor>
+            </w:drawing>
+          </mc:Choice>
+          <mc:Fallback>
+            <w:pict>
+              <v:shapetype w14:anchorId="65B6EEC9" id="_x0000_t34" coordsize="21600,21600" o:spt="34" o:oned="t" adj="10800" path="m,l@0,0@0,21600,21600,21600e" filled="f">
+                <v:stroke joinstyle="miter"/>
+                <v:formulas>
+                  <v:f eqn="val #0"/>
+                </v:formulas>
+                <v:path arrowok="t" fillok="f" o:connecttype="none"/>
+                <v:handles>
+                  <v:h position="#0,center"/>
+                </v:handles>
+                <o:lock v:ext="edit" shapetype="t"/>
+              </v:shapetype>
+              <v:shape id="Conector: angular 2" o:spid="_x0000_s1026" type="#_x0000_t34" style="position:absolute;margin-left:218.25pt;margin-top:.75pt;width:153pt;height:0;z-index:251659264;visibility:visible;mso-wrap-style:square;mso-width-percent:0;mso-height-percent:0;mso-wrap-distance-left:9pt;mso-wrap-distance-top:0;mso-wrap-distance-right:9pt;mso-wrap-distance-bottom:0;mso-position-horizontal:absolute;mso-position-horizontal-relative:text;mso-position-vertical:absolute;mso-position-vertical-relative:text;mso-width-percent:0;mso-height-percent:0;mso-width-relative:margin;mso-height-relative:margin" o:gfxdata="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" strokecolor="black [3200]" strokeweight=".5pt">
+                <v:shadow on="t" color="black" opacity="24903f" origin=",.5" offset="0,.55556mm"/>
+              </v:shape>
+            </w:pict>
+          </mc:Fallback>
+        </mc:AlternateContent>
+      </w:r>
+      <w:r>
+        <w:rPr>
+          <w:rFonts w:ascii="Calibri Light" w:eastAsia="Calibri" w:hAnsi="Calibri Light" w:cs="Calibri Light"/>
+          <w:noProof/>
+        </w:rPr>
+        <mc:AlternateContent>
+          <mc:Choice Requires="wps">
+            <w:drawing>
+              <wp:anchor distT="0" distB="0" distL="114300" distR="114300" simplePos="0" relativeHeight="251660288" behindDoc="0" locked="0" layoutInCell="1" allowOverlap="1" wp14:anchorId="412EA3EE" wp14:editId="3553A74C">
+                <wp:simplePos x="0" y="0"/>
+                <wp:positionH relativeFrom="column">
+                  <wp:posOffset>28575</wp:posOffset>
+                </wp:positionH>
+                <wp:positionV relativeFrom="paragraph">
+                  <wp:posOffset>5080</wp:posOffset>
+                </wp:positionV>
+                <wp:extent cx="1943100" cy="0"/>
+                <wp:effectExtent l="38100" t="38100" r="57150" b="95250"/>
+                <wp:wrapNone/>
+                <wp:docPr id="3" name="Conector: angular 3"/>
+                <wp:cNvGraphicFramePr/>
+                <a:graphic xmlns:a="http://schemas.openxmlformats.org/drawingml/2006/main">
+                  <a:graphicData uri="http://schemas.microsoft.com/office/word/2010/wordprocessingShape">
+                    <wps:wsp>
+                      <wps:cNvCnPr/>
+                      <wps:spPr>
+                        <a:xfrm>
+                          <a:off x="0" y="0"/>
+                          <a:ext cx="1943100" cy="0"/>
+                        </a:xfrm>
+                        <a:prstGeom prst="bentConnector3">
+                          <a:avLst/>
+                        </a:prstGeom>
+                        <a:ln w="6350"/>
+                      </wps:spPr>
+                      <wps:style>
+                        <a:lnRef idx="2">
+                          <a:schemeClr val="dk1"/>
+                        </a:lnRef>
+                        <a:fillRef idx="0">
+                          <a:schemeClr val="dk1"/>
+                        </a:fillRef>
+                        <a:effectRef idx="1">
+                          <a:schemeClr val="dk1"/>
+                        </a:effectRef>
+                        <a:fontRef idx="minor">
+                          <a:schemeClr val="tx1"/>
+                        </a:fontRef>
+                      </wps:style>
+                      <wps:bodyPr/>
+                    </wps:wsp>
+                  </a:graphicData>
+                </a:graphic>
+              </wp:anchor>
+            </w:drawing>
+          </mc:Choice>
+          <mc:Fallback>
+            <w:pict>
+              <v:shape w14:anchorId="554C01CA" id="Conector: angular 3" o:spid="_x0000_s1026" type="#_x0000_t34" style="position:absolute;margin-left:2.25pt;margin-top:.4pt;width:153pt;height:0;z-index:251660288;visibility:visible;mso-wrap-style:square;mso-wrap-distance-left:9pt;mso-wrap-distance-top:0;mso-wrap-distance-right:9pt;mso-wrap-distance-bottom:0;mso-position-horizontal:absolute;mso-position-horizontal-relative:text;mso-position-vertical:absolute;mso-position-vertical-relative:text" o:gfxdata="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" strokecolor="black [3200]" strokeweight=".5pt">
+                <v:shadow on="t" color="black" opacity="24903f" origin=",.5" offset="0,.55556mm"/>
+              </v:shape>
+            </w:pict>
+          </mc:Fallback>
+        </mc:AlternateContent>
+      </w:r>
     </w:p>
     <w:p>
       <w:pPr>
@@ -553,85 +667,65 @@
           <w:bCs/>
         </w:rPr>
         <w:tab/>
-      </w:r>
-      <w:r>
-        <w:rPr>
-          <w:rFonts w:ascii="Calibri Light" w:eastAsia="Consolas" w:hAnsi="Calibri Light" w:cs="Calibri Light"/>
+        <w:t>[[Nombre]]</w:t>
+      </w:r>
+    </w:p>
+    <w:p>
+      <w:pPr>
+        <w:spacing w:line="240" w:lineRule="auto"/>
+        <w:rPr>
+          <w:rFonts w:ascii="Calibri Light" w:eastAsia="Calibri" w:hAnsi="Calibri Light" w:cs="Calibri Light"/>
+        </w:rPr>
+      </w:pPr>
+      <w:r>
+        <w:rPr>
+          <w:rFonts w:ascii="Calibri Light" w:eastAsia="Calibri" w:hAnsi="Calibri Light" w:cs="Calibri Light"/>
+        </w:rPr>
+        <w:t>C.C. No. 52.705.312</w:t>
+      </w:r>
+      <w:r>
+        <w:rPr>
+          <w:rFonts w:ascii="Calibri Light" w:eastAsia="Calibri" w:hAnsi="Calibri Light" w:cs="Calibri Light"/>
+        </w:rPr>
+        <w:tab/>
+      </w:r>
+      <w:r>
+        <w:rPr>
+          <w:rFonts w:ascii="Calibri Light" w:eastAsia="Calibri" w:hAnsi="Calibri Light" w:cs="Calibri Light"/>
+        </w:rPr>
+        <w:tab/>
+      </w:r>
+      <w:r>
+        <w:rPr>
+          <w:rFonts w:ascii="Calibri Light" w:eastAsia="Calibri" w:hAnsi="Calibri Light" w:cs="Calibri Light"/>
+        </w:rPr>
+        <w:tab/>
+      </w:r>
+      <w:r>
+        <w:rPr>
+          <w:rFonts w:ascii="Calibri Light" w:eastAsia="Calibri" w:hAnsi="Calibri Light" w:cs="Calibri Light"/>
+        </w:rPr>
+        <w:tab/>
+      </w:r>
+      <w:r>
+        <w:rPr>
+          <w:rFonts w:ascii="Calibri Light" w:eastAsia="Calibri" w:hAnsi="Calibri Light" w:cs="Calibri Light"/>
           <w:b/>
           <w:bCs/>
         </w:rPr>
-        <w:t>[[Nombre]]</w:t>
-      </w:r>
-    </w:p>
-    <w:p>
-      <w:pPr>
-        <w:spacing w:line="240" w:lineRule="auto"/>
-        <w:rPr>
-          <w:rFonts w:ascii="Calibri Light" w:eastAsia="Calibri" w:hAnsi="Calibri Light" w:cs="Calibri Light"/>
-          <w:lang w:val="en-US"/>
-        </w:rPr>
-      </w:pPr>
-      <w:r>
-        <w:rPr>
-          <w:rFonts w:ascii="Calibri Light" w:eastAsia="Calibri" w:hAnsi="Calibri Light" w:cs="Calibri Light"/>
-          <w:lang w:val="en-US"/>
-        </w:rPr>
-        <w:t>C.C. No. 52.705.312</w:t>
-      </w:r>
-      <w:r>
-        <w:rPr>
-          <w:rFonts w:ascii="Calibri Light" w:eastAsia="Calibri" w:hAnsi="Calibri Light" w:cs="Calibri Light"/>
-          <w:lang w:val="en-US"/>
-        </w:rPr>
-        <w:tab/>
-      </w:r>
-      <w:r>
-        <w:rPr>
-          <w:rFonts w:ascii="Calibri Light" w:eastAsia="Calibri" w:hAnsi="Calibri Light" w:cs="Calibri Light"/>
-          <w:lang w:val="en-US"/>
-        </w:rPr>
-        <w:tab/>
-      </w:r>
-      <w:r>
-        <w:rPr>
-          <w:rFonts w:ascii="Calibri Light" w:eastAsia="Calibri" w:hAnsi="Calibri Light" w:cs="Calibri Light"/>
-          <w:lang w:val="en-US"/>
-        </w:rPr>
-        <w:tab/>
-      </w:r>
-      <w:r>
-        <w:rPr>
-          <w:rFonts w:ascii="Calibri Light" w:eastAsia="Calibri" w:hAnsi="Calibri Light" w:cs="Calibri Light"/>
-          <w:lang w:val="en-US"/>
-        </w:rPr>
-        <w:tab/>
-        <w:t xml:space="preserve">C.C. </w:t>
-      </w:r>
-      <w:r>
-        <w:rPr>
-          <w:rFonts w:ascii="Calibri Light" w:eastAsia="Consolas" w:hAnsi="Calibri Light" w:cs="Calibri Light"/>
-          <w:b/>
-          <w:bCs/>
-          <w:lang w:val="en-US"/>
-        </w:rPr>
-        <w:t>[[Cedula]]</w:t>
-      </w:r>
-    </w:p>
-    <w:p>
-      <w:pPr>
-        <w:spacing w:line="240" w:lineRule="auto"/>
-        <w:rPr>
-          <w:rFonts w:asciiTheme="majorHAnsi" w:eastAsia="Calibri" w:hAnsiTheme="majorHAnsi" w:cstheme="majorHAnsi"/>
-          <w:sz w:val="23"/>
-          <w:szCs w:val="23"/>
-          <w:lang w:val="en-US"/>
-        </w:rPr>
-      </w:pPr>
-    </w:p>
-    <w:p>
-      <w:pPr>
-        <w:rPr>
-          <w:rFonts w:asciiTheme="majorHAnsi" w:hAnsiTheme="majorHAnsi" w:cstheme="majorHAnsi"/>
+        <w:t xml:space="preserve">   C.C No.</w:t>
+      </w:r>
+      <w:r>
+        <w:rPr>
+          <w:rFonts w:ascii="Calibri Light" w:eastAsia="Calibri" w:hAnsi="Calibri Light" w:cs="Calibri Light"/>
+        </w:rPr>
+        <w:t xml:space="preserve"> [[Cedula]]</w:t>
+      </w:r>
+    </w:p>
+    <w:p>
+      <w:pPr>
+        <w:rPr>
+          <w:rFonts w:ascii="Calibri Light" w:hAnsi="Calibri Light" w:cs="Calibri Light"/>
           <w:lang w:val="en-US"/>
         </w:rPr>
       </w:pPr>
@@ -769,6 +863,7 @@
     <w:lsdException w:name="HTML Sample" w:semiHidden="1" w:unhideWhenUsed="1"/>
     <w:lsdException w:name="HTML Typewriter" w:semiHidden="1" w:unhideWhenUsed="1"/>
     <w:lsdException w:name="HTML Variable" w:semiHidden="1" w:unhideWhenUsed="1"/>
+    <w:lsdException w:name="Normal Table" w:semiHidden="1" w:unhideWhenUsed="1"/>
     <w:lsdException w:name="annotation subject" w:semiHidden="1" w:unhideWhenUsed="1"/>
     <w:lsdException w:name="No List" w:semiHidden="1" w:unhideWhenUsed="1"/>
     <w:lsdException w:name="Outline List 1" w:semiHidden="1" w:unhideWhenUsed="1"/>
@@ -815,8 +910,10 @@
     <w:lsdException w:name="Table Subtle 2" w:semiHidden="1" w:unhideWhenUsed="1"/>
     <w:lsdException w:name="Table Web 1" w:semiHidden="1" w:unhideWhenUsed="1"/>
     <w:lsdException w:name="Table Web 2" w:semiHidden="1" w:unhideWhenUsed="1"/>
+    <w:lsdException w:name="Table Web 3" w:semiHidden="1" w:unhideWhenUsed="1"/>
     <w:lsdException w:name="Balloon Text" w:semiHidden="1" w:unhideWhenUsed="1"/>
     <w:lsdException w:name="Table Grid" w:uiPriority="39"/>
+    <w:lsdException w:name="Table Theme" w:semiHidden="1" w:unhideWhenUsed="1"/>
     <w:lsdException w:name="Placeholder Text" w:semiHidden="1"/>
     <w:lsdException w:name="No Spacing" w:uiPriority="1" w:qFormat="1"/>
     <w:lsdException w:name="Light Shading" w:uiPriority="60"/>
